--- a/v5.0/templates/word-templates/template-prose-short.docx
+++ b/v5.0/templates/word-templates/template-prose-short.docx
@@ -2,15 +2,185 @@
 <file path=word/document.xml><?xml version="1.0" encoding="utf-8"?>
 <w:document xmlns:wpc="http://schemas.microsoft.com/office/word/2010/wordprocessingCanvas" xmlns:mc="http://schemas.openxmlformats.org/markup-compatibility/2006" xmlns:o="urn:schemas-microsoft-com:office:office" xmlns:r="http://schemas.openxmlformats.org/officeDocument/2006/relationships" xmlns:m="http://schemas.openxmlformats.org/officeDocument/2006/math" xmlns:v="urn:schemas-microsoft-com:vml" xmlns:wp="http://schemas.openxmlformats.org/drawingml/2006/wordprocessingDrawing" xmlns:w="http://schemas.openxmlformats.org/wordprocessingml/2006/main" xmlns:wpg="http://schemas.microsoft.com/office/word/2010/wordprocessingGroup" xmlns:wpi="http://schemas.microsoft.com/office/word/2010/wordprocessingInk" xmlns:a="http://schemas.openxmlformats.org/drawingml/2006/main" xmlns:wne="http://schemas.microsoft.com/office/word/2006/wordml" xmlns:wps="http://schemas.microsoft.com/office/word/2010/wordprocessingShape" xmlns:w10="urn:schemas-microsoft-com:office:word" xmlns:wp14="http://schemas.microsoft.com/office/word/2010/wordprocessingDrawing" xmlns:w14="http://schemas.microsoft.com/office/word/2010/wordml" xmlns:w15="http://schemas.microsoft.com/office/word/2012/wordml" xmlns:w16cex="http://schemas.microsoft.com/office/word/2018/wordml/cex" xmlns:w16cid="http://schemas.microsoft.com/office/word/2016/wordml/cid" xmlns:w16="http://schemas.microsoft.com/office/word/2018/wordml" xmlns:w16sdtdh="http://schemas.microsoft.com/office/word/2020/wordml/sdtdatahash" xmlns:w16se="http://schemas.microsoft.com/office/word/2015/wordml/symex" mc:Ignorable="w14 w15 w16se w16cid w16 w16cex w16sdtdh wp14">
   <w:body>
+    <w:tbl>
+      <w:tblPr>
+        <w:tblStyle w:val="738"/>
+        <w:tblW w:w="0" w:type="auto"/>
+        <w:tblCellMar>
+          <w:left w:w="0" w:type="dxa"/>
+          <w:top w:w="0" w:type="dxa"/>
+          <w:right w:w="0" w:type="dxa"/>
+          <w:bottom w:w="0" w:type="dxa"/>
+        </w:tblCellMar>
+        <w:tblBorders/>
+        <w:tblLook w:val="0600" w:firstRow="0" w:lastRow="0" w:firstColumn="0" w:lastColumn="0" w:noHBand="1" w:noVBand="1"/>
+      </w:tblPr>
+      <w:tblGrid>
+        <w:gridCol w:w="4680"/>
+        <w:gridCol w:w="4680"/>
+      </w:tblGrid>
+      <w:tr>
+        <w:trPr/>
+        <w:tc>
+          <w:tcPr>
+            <w:tcBorders>
+              <w:top w:val="none" w:color="000000" w:sz="4" w:space="0"/>
+              <w:left w:val="none" w:color="000000" w:sz="4" w:space="0"/>
+              <w:bottom w:val="none" w:color="000000" w:sz="4" w:space="0"/>
+              <w:right w:val="none" w:color="000000" w:sz="4" w:space="0"/>
+            </w:tcBorders>
+            <w:tcW w:w="4680" w:type="dxa"/>
+            <w:textDirection w:val="lrTb"/>
+            <w:noWrap w:val="false"/>
+          </w:tcPr>
+          <w:p>
+            <w:pPr>
+              <w:pStyle w:val="950"/>
+              <w:suppressLineNumbers w:val="false"/>
+              <w:pBdr/>
+              <w:spacing w:line="276" w:lineRule="auto"/>
+              <w:ind/>
+              <w:rPr/>
+            </w:pPr>
+            <w:r>
+              <w:t xml:space="preserve">Samuel </w:t>
+            </w:r>
+            <w:r>
+              <w:t xml:space="preserve">Clemens (he/him)</w:t>
+            </w:r>
+            <w:r/>
+          </w:p>
+          <w:p>
+            <w:pPr>
+              <w:pStyle w:val="950"/>
+              <w:suppressLineNumbers w:val="false"/>
+              <w:pBdr/>
+              <w:tabs>
+                <w:tab w:val="center" w:leader="none" w:pos="2340"/>
+              </w:tabs>
+              <w:spacing/>
+              <w:ind/>
+              <w:rPr/>
+            </w:pPr>
+            <w:r>
+              <w:rPr>
+                <w14:ligatures w14:val="none"/>
+              </w:rPr>
+              <w:t xml:space="preserve">Woodlawn Cemetery</w:t>
+            </w:r>
+            <w:r/>
+          </w:p>
+          <w:p>
+            <w:pPr>
+              <w:pStyle w:val="950"/>
+              <w:suppressLineNumbers w:val="false"/>
+              <w:pBdr/>
+              <w:tabs>
+                <w:tab w:val="center" w:leader="none" w:pos="2340"/>
+              </w:tabs>
+              <w:spacing/>
+              <w:ind/>
+              <w:rPr/>
+            </w:pPr>
+            <w:r>
+              <w:rPr>
+                <w14:ligatures w14:val="none"/>
+              </w:rPr>
+              <w:t xml:space="preserve">1200 Walnut Street</w:t>
+            </w:r>
+            <w:r/>
+          </w:p>
+          <w:p>
+            <w:pPr>
+              <w:pStyle w:val="950"/>
+              <w:suppressLineNumbers w:val="false"/>
+              <w:pBdr/>
+              <w:tabs>
+                <w:tab w:val="center" w:leader="none" w:pos="2340"/>
+              </w:tabs>
+              <w:spacing/>
+              <w:ind/>
+              <w:rPr/>
+            </w:pPr>
+            <w:r>
+              <w:rPr>
+                <w14:ligatures w14:val="none"/>
+              </w:rPr>
+              <w:t xml:space="preserve">Elmira, NY 14905-1624 USA</w:t>
+            </w:r>
+            <w:r/>
+          </w:p>
+          <w:p>
+            <w:pPr>
+              <w:pStyle w:val="950"/>
+              <w:suppressLineNumbers w:val="false"/>
+              <w:pBdr/>
+              <w:tabs>
+                <w:tab w:val="center" w:leader="none" w:pos="2340"/>
+              </w:tabs>
+              <w:spacing/>
+              <w:ind/>
+              <w:rPr/>
+            </w:pPr>
+            <w:r>
+              <w:rPr>
+                <w14:ligatures w14:val="none"/>
+              </w:rPr>
+              <w:t xml:space="preserve">huck-n-jim@example.com</w:t>
+            </w:r>
+            <w:r/>
+          </w:p>
+        </w:tc>
+        <w:tc>
+          <w:tcPr>
+            <w:tcBorders>
+              <w:top w:val="none" w:color="000000" w:sz="4" w:space="0"/>
+              <w:left w:val="none" w:color="000000" w:sz="4" w:space="0"/>
+              <w:bottom w:val="none" w:color="000000" w:sz="4" w:space="0"/>
+              <w:right w:val="none" w:color="000000" w:sz="4" w:space="0"/>
+            </w:tcBorders>
+            <w:tcW w:w="4680" w:type="dxa"/>
+            <w:textDirection w:val="lrTb"/>
+            <w:noWrap w:val="false"/>
+          </w:tcPr>
+          <w:p>
+            <w:pPr>
+              <w:pStyle w:val="963"/>
+              <w:suppressLineNumbers w:val="false"/>
+              <w:pBdr/>
+              <w:spacing w:line="276" w:lineRule="auto"/>
+              <w:ind w:firstLine="0"/>
+              <w:jc w:val="right"/>
+              <w:rPr/>
+            </w:pPr>
+            <w:r>
+              <w:rPr>
+                <w:highlight w:val="none"/>
+              </w:rPr>
+              <w:t xml:space="preserve">600 </w:t>
+            </w:r>
+            <w:r>
+              <w:rPr>
+                <w:highlight w:val="none"/>
+              </w:rPr>
+              <w:t xml:space="preserve">words</w:t>
+            </w:r>
+            <w:r/>
+          </w:p>
+        </w:tc>
+      </w:tr>
+    </w:tbl>
     <w:p>
       <w:pPr>
-        <w:pStyle w:val="1004"/>
+        <w:pStyle w:val="952"/>
         <w:suppressLineNumbers w:val="false"/>
         <w:pBdr/>
         <w:spacing w:after="288" w:before="4320" w:beforeAutospacing="0" w:line="480" w:lineRule="auto"/>
         <w:ind w:firstLine="0"/>
         <w:jc w:val="center"/>
-        <w:rPr/>
+        <w:rPr>
+          <w:highlight w:val="none"/>
+        </w:rPr>
       </w:pPr>
       <w:r>
         <w:t xml:space="preserve">The Celebrated Jumping Frog of Calaveras County</w:t>
@@ -18,23 +188,23 @@
       <w:r>
         <w:br/>
       </w:r>
-      <w:r/>
-      <w:r/>
       <w:r>
         <w:t xml:space="preserve">by Mark Twain</w:t>
       </w:r>
-      <w:r/>
-      <w:r/>
       <w:r>
         <w:rPr>
           <w:highlight w:val="none"/>
-          <w14:ligatures w14:val="none"/>
         </w:rPr>
       </w:r>
-      <w:r/>
+      <w:r>
+        <w:rPr>
+          <w:highlight w:val="none"/>
+        </w:rPr>
+      </w:r>
     </w:p>
     <w:p>
       <w:pPr>
+        <w:pStyle w:val="959"/>
         <w:suppressLineNumbers w:val="false"/>
         <w:pBdr/>
         <w:spacing/>
@@ -79,6 +249,7 @@
     </w:p>
     <w:p>
       <w:pPr>
+        <w:pStyle w:val="959"/>
         <w:suppressLineNumbers w:val="false"/>
         <w:pBdr/>
         <w:spacing/>
@@ -93,8 +264,6 @@
         </w:rPr>
         <w:t xml:space="preserve">The original story by Twain was about 2600 words and one big scene.</w:t>
       </w:r>
-      <w:r/>
-      <w:r/>
       <w:r>
         <w:rPr>
           <w:highlight w:val="none"/>
@@ -108,6 +277,7 @@
     </w:p>
     <w:p>
       <w:pPr>
+        <w:pStyle w:val="959"/>
         <w:suppressLineNumbers w:val="false"/>
         <w:pBdr/>
         <w:spacing/>
@@ -175,10 +345,15 @@
           <w:highlight w:val="none"/>
         </w:rPr>
       </w:r>
-      <w:r/>
+      <w:r>
+        <w:rPr>
+          <w:highlight w:val="none"/>
+        </w:rPr>
+      </w:r>
     </w:p>
     <w:p>
       <w:pPr>
+        <w:pStyle w:val="959"/>
         <w:suppressLineNumbers w:val="false"/>
         <w:pBdr/>
         <w:spacing/>
@@ -220,39 +395,20 @@
           <w:highlight w:val="none"/>
         </w:rPr>
       </w:r>
-      <w:r>
-        <w:rPr>
-          <w:highlight w:val="none"/>
-        </w:rPr>
-      </w:r>
-      <w:r>
-        <w:rPr>
-          <w:highlight w:val="none"/>
-        </w:rPr>
-      </w:r>
-      <w:r>
-        <w:rPr>
-          <w:highlight w:val="none"/>
-        </w:rPr>
-      </w:r>
     </w:p>
     <w:p>
       <w:pPr>
-        <w:pStyle w:val="1005"/>
+        <w:pStyle w:val="961"/>
         <w:suppressLineNumbers w:val="false"/>
         <w:pBdr/>
         <w:spacing/>
-        <w:ind/>
+        <w:ind w:firstLine="0"/>
+        <w:jc w:val="center"/>
         <w:rPr>
           <w:highlight w:val="none"/>
           <w14:ligatures w14:val="none"/>
         </w:rPr>
       </w:pPr>
-      <w:r>
-        <w:rPr>
-          <w:highlight w:val="none"/>
-        </w:rPr>
-      </w:r>
       <w:r>
         <w:rPr>
           <w:highlight w:val="none"/>
@@ -274,6 +430,7 @@
     </w:p>
     <w:p>
       <w:pPr>
+        <w:pStyle w:val="959"/>
         <w:suppressLineNumbers w:val="false"/>
         <w:pBdr/>
         <w:spacing/>
@@ -291,7 +448,13 @@
         <w:rPr>
           <w:highlight w:val="none"/>
         </w:rPr>
-        <w:t xml:space="preserve">Lorem ipsum dolor sit amet consectetur adipiscing elit. Quisque faucibus ex sapien vitae pellentesque sem placerat. In id cursus mi pretium tellus duis convallis. Tempus leo eu aenean sed diam urna tempor. Pulvinar vivamus fringilla lacus nec metus bibendum</w:t>
+        <w:t xml:space="preserve">L</w:t>
+      </w:r>
+      <w:r>
+        <w:rPr>
+          <w:highlight w:val="none"/>
+        </w:rPr>
+        <w:t xml:space="preserve">orem ipsum dolor sit amet consectetur adipiscing elit. Quisque faucibus ex sapien vitae pellentesque sem placerat. In id cursus mi pretium tellus duis convallis. Tempus leo eu aenean sed diam urna tempor. Pulvinar vivamus fringilla lacus nec metus bibendum</w:t>
       </w:r>
       <w:r>
         <w:rPr>
@@ -299,10 +462,20 @@
         </w:rPr>
         <w:t xml:space="preserve"> egestas. Iaculis massa nisl malesuada lacinia integer nunc posuere.</w:t>
       </w:r>
-      <w:r/>
+      <w:r>
+        <w:rPr>
+          <w:highlight w:val="none"/>
+        </w:rPr>
+      </w:r>
+      <w:r>
+        <w:rPr>
+          <w:highlight w:val="none"/>
+        </w:rPr>
+      </w:r>
     </w:p>
     <w:p>
       <w:pPr>
+        <w:pStyle w:val="959"/>
         <w:suppressLineNumbers w:val="false"/>
         <w:pBdr/>
         <w:spacing/>
@@ -327,13 +500,6 @@
         </w:rPr>
         <w:t xml:space="preserve">am. Praesent at urna molestie, tincidunt mi vitae, dapibus nulla.</w:t>
       </w:r>
-      <w:r/>
-      <w:r/>
-      <w:r>
-        <w:rPr>
-          <w:highlight w:val="none"/>
-        </w:rPr>
-      </w:r>
       <w:r>
         <w:rPr>
           <w:highlight w:val="none"/>
@@ -343,7 +509,7 @@
     </w:p>
     <w:p>
       <w:pPr>
-        <w:pStyle w:val="1005"/>
+        <w:pStyle w:val="961"/>
         <w:suppressLineNumbers w:val="false"/>
         <w:pBdr/>
         <w:spacing/>
@@ -371,6 +537,7 @@
     </w:p>
     <w:p>
       <w:pPr>
+        <w:pStyle w:val="959"/>
         <w:suppressLineNumbers w:val="false"/>
         <w:pBdr/>
         <w:spacing/>
@@ -388,7 +555,13 @@
         <w:rPr>
           <w:highlight w:val="none"/>
         </w:rPr>
-        <w:t xml:space="preserve">Lorem ipsum dolor sit amet consectetur adipiscing elit. Quisque faucibus ex sapien vitae pellentesque sem placerat. In id cursus mi pretium tellus duis convallis. Tempus leo eu aenean sed diam urna tempor. Pulvinar vivamus fringilla lacus nec metus bibendum</w:t>
+        <w:t xml:space="preserve">L</w:t>
+      </w:r>
+      <w:r>
+        <w:rPr>
+          <w:highlight w:val="none"/>
+        </w:rPr>
+        <w:t xml:space="preserve">orem ipsum dolor sit amet consectetur adipiscing elit. Quisque faucibus ex sapien vitae pellentesque sem placerat. In id cursus mi pretium tellus duis convallis. Tempus leo eu aenean sed diam urna tempor. Pulvinar vivamus fringilla lacus nec metus bibendum</w:t>
       </w:r>
       <w:r>
         <w:rPr>
@@ -401,9 +574,15 @@
           <w:highlight w:val="none"/>
         </w:rPr>
       </w:r>
+      <w:r>
+        <w:rPr>
+          <w:highlight w:val="none"/>
+        </w:rPr>
+      </w:r>
     </w:p>
     <w:p>
       <w:pPr>
+        <w:pStyle w:val="959"/>
         <w:suppressLineNumbers w:val="false"/>
         <w:pBdr/>
         <w:spacing/>
@@ -435,10 +614,15 @@
           <w:highlight w:val="none"/>
         </w:rPr>
       </w:r>
+      <w:r>
+        <w:rPr>
+          <w:highlight w:val="none"/>
+        </w:rPr>
+      </w:r>
     </w:p>
     <w:p>
       <w:pPr>
-        <w:pStyle w:val="1005"/>
+        <w:pStyle w:val="961"/>
         <w:suppressLineNumbers w:val="false"/>
         <w:pBdr/>
         <w:spacing/>
@@ -469,6 +653,7 @@
     </w:p>
     <w:p>
       <w:pPr>
+        <w:pStyle w:val="959"/>
         <w:suppressLineNumbers w:val="false"/>
         <w:pBdr/>
         <w:spacing/>
@@ -486,7 +671,13 @@
         <w:rPr>
           <w:highlight w:val="none"/>
         </w:rPr>
-        <w:t xml:space="preserve">Lorem ipsum dolor sit amet consectetur adipiscing elit. Quisque faucibus ex sapien vitae pellentesque sem placerat. In id cursus mi pretium tellus duis convallis. Tempus leo eu aenean sed diam urna tempor. Pulvinar vivamus fringilla lacus nec metus bibendum</w:t>
+        <w:t xml:space="preserve">L</w:t>
+      </w:r>
+      <w:r>
+        <w:rPr>
+          <w:highlight w:val="none"/>
+        </w:rPr>
+        <w:t xml:space="preserve">orem ipsum dolor sit amet consectetur adipiscing elit. Quisque faucibus ex sapien vitae pellentesque sem placerat. In id cursus mi pretium tellus duis convallis. Tempus leo eu aenean sed diam urna tempor. Pulvinar vivamus fringilla lacus nec metus bibendum</w:t>
       </w:r>
       <w:r>
         <w:rPr>
@@ -499,9 +690,15 @@
           <w:highlight w:val="none"/>
         </w:rPr>
       </w:r>
+      <w:r>
+        <w:rPr>
+          <w:highlight w:val="none"/>
+        </w:rPr>
+      </w:r>
     </w:p>
     <w:p>
       <w:pPr>
+        <w:pStyle w:val="959"/>
         <w:suppressLineNumbers w:val="false"/>
         <w:pBdr/>
         <w:spacing/>
@@ -533,7 +730,6 @@
         </w:rPr>
         <w:t xml:space="preserve">am. Praesent at urna molestie, tincidunt mi vitae, dapibus nulla.</w:t>
       </w:r>
-      <w:r/>
       <w:r>
         <w:rPr>
           <w:highlight w:val="none"/>
@@ -547,11 +743,14 @@
     </w:p>
     <w:p>
       <w:pPr>
+        <w:pStyle w:val="959"/>
         <w:suppressLineNumbers w:val="false"/>
         <w:pBdr/>
         <w:spacing/>
         <w:ind/>
-        <w:rPr/>
+        <w:rPr>
+          <w:highlight w:val="none"/>
+        </w:rPr>
       </w:pPr>
       <w:r>
         <w:rPr>
@@ -571,7 +770,6 @@
         </w:rPr>
         <w:t xml:space="preserve">, risus ipsum fermentum augue, in pretium urna augue in mi.</w:t>
       </w:r>
-      <w:r/>
       <w:r>
         <w:rPr>
           <w:highlight w:val="none"/>
@@ -579,24 +777,18 @@
       </w:r>
       <w:r>
         <w:rPr>
-          <w14:ligatures w14:val="none"/>
+          <w:highlight w:val="none"/>
         </w:rPr>
       </w:r>
-      <w:r/>
     </w:p>
     <w:p>
       <w:pPr>
-        <w:pStyle w:val="1006"/>
+        <w:pStyle w:val="961"/>
         <w:suppressLineNumbers w:val="false"/>
         <w:pBdr/>
         <w:spacing/>
-        <w:ind w:firstLine="0"/>
-        <w:contextualSpacing w:val="false"/>
-        <w:jc w:val="center"/>
-        <w:outlineLvl w:val="5"/>
-        <w:rPr>
-          <w14:ligatures w14:val="none"/>
-        </w:rPr>
+        <w:ind/>
+        <w:rPr/>
       </w:pPr>
       <w:r>
         <w:rPr>
@@ -610,16 +802,7 @@
         </w:rPr>
         <w:t xml:space="preserve">End</w:t>
       </w:r>
-      <w:r>
-        <w:rPr>
-          <w14:ligatures w14:val="none"/>
-        </w:rPr>
-      </w:r>
-      <w:r>
-        <w:rPr>
-          <w14:ligatures w14:val="none"/>
-        </w:rPr>
-      </w:r>
+      <w:r/>
     </w:p>
     <w:sectPr>
       <w:headerReference w:type="default" r:id="rId8"/>
@@ -722,7 +905,7 @@
 <w:hdr xmlns:wpc="http://schemas.microsoft.com/office/word/2010/wordprocessingCanvas" xmlns:mc="http://schemas.openxmlformats.org/markup-compatibility/2006" xmlns:o="urn:schemas-microsoft-com:office:office" xmlns:r="http://schemas.openxmlformats.org/officeDocument/2006/relationships" xmlns:m="http://schemas.openxmlformats.org/officeDocument/2006/math" xmlns:v="urn:schemas-microsoft-com:vml" xmlns:wp14="http://schemas.microsoft.com/office/word/2010/wordprocessingDrawing" xmlns:wp="http://schemas.openxmlformats.org/drawingml/2006/wordprocessingDrawing" xmlns:w10="urn:schemas-microsoft-com:office:word" xmlns:w="http://schemas.openxmlformats.org/wordprocessingml/2006/main" xmlns:w14="http://schemas.microsoft.com/office/word/2010/wordml" xmlns:w15="http://schemas.microsoft.com/office/word/2012/wordml" xmlns:wpg="http://schemas.microsoft.com/office/word/2010/wordprocessingGroup" xmlns:wpi="http://schemas.microsoft.com/office/word/2010/wordprocessingInk" xmlns:wne="http://schemas.microsoft.com/office/word/2006/wordml" xmlns:a="http://schemas.openxmlformats.org/drawingml/2006/main" xmlns:wps="http://schemas.microsoft.com/office/word/2010/wordprocessingShape" mc:Ignorable="w14 w15 wp14">
   <w:p>
     <w:pPr>
-      <w:pStyle w:val="1008"/>
+      <w:pStyle w:val="954"/>
       <w:suppressLineNumbers w:val="false"/>
       <w:pBdr/>
       <w:spacing/>
@@ -742,7 +925,7 @@
     </w:r>
     <w:fldSimple w:instr="PAGE \* MERGEFORMAT">
       <w:r>
-        <w:t xml:space="preserve">4</w:t>
+        <w:t xml:space="preserve">1</w:t>
       </w:r>
     </w:fldSimple>
     <w:r/>
@@ -762,239 +945,9 @@
 
 <file path=word/header2.xml><?xml version="1.0" encoding="utf-8"?>
 <w:hdr xmlns:wpc="http://schemas.microsoft.com/office/word/2010/wordprocessingCanvas" xmlns:mc="http://schemas.openxmlformats.org/markup-compatibility/2006" xmlns:o="urn:schemas-microsoft-com:office:office" xmlns:r="http://schemas.openxmlformats.org/officeDocument/2006/relationships" xmlns:m="http://schemas.openxmlformats.org/officeDocument/2006/math" xmlns:v="urn:schemas-microsoft-com:vml" xmlns:wp14="http://schemas.microsoft.com/office/word/2010/wordprocessingDrawing" xmlns:wp="http://schemas.openxmlformats.org/drawingml/2006/wordprocessingDrawing" xmlns:w10="urn:schemas-microsoft-com:office:word" xmlns:w="http://schemas.openxmlformats.org/wordprocessingml/2006/main" xmlns:w14="http://schemas.microsoft.com/office/word/2010/wordml" xmlns:w15="http://schemas.microsoft.com/office/word/2012/wordml" xmlns:wpg="http://schemas.microsoft.com/office/word/2010/wordprocessingGroup" xmlns:wpi="http://schemas.microsoft.com/office/word/2010/wordprocessingInk" xmlns:wne="http://schemas.microsoft.com/office/word/2006/wordml" xmlns:a="http://schemas.openxmlformats.org/drawingml/2006/main" xmlns:wps="http://schemas.microsoft.com/office/word/2010/wordprocessingShape" mc:Ignorable="w14 w15 wp14">
-  <w:tbl>
-    <w:tblPr>
-      <w:tblStyle w:val="789"/>
-      <w:tblW w:w="0" w:type="auto"/>
-      <w:tblCellMar>
-        <w:left w:w="0" w:type="dxa"/>
-        <w:top w:w="0" w:type="dxa"/>
-        <w:right w:w="0" w:type="dxa"/>
-        <w:bottom w:w="0" w:type="dxa"/>
-      </w:tblCellMar>
-      <w:tblBorders/>
-      <w:tblLook w:val="0600" w:firstRow="0" w:lastRow="0" w:firstColumn="0" w:lastColumn="0" w:noHBand="1" w:noVBand="1"/>
-    </w:tblPr>
-    <w:tblGrid>
-      <w:gridCol w:w="4680"/>
-      <w:gridCol w:w="4680"/>
-    </w:tblGrid>
-    <w:tr>
-      <w:trPr/>
-      <w:tc>
-        <w:tcPr>
-          <w:tcBorders>
-            <w:top w:val="none" w:color="000000" w:sz="4" w:space="0"/>
-            <w:left w:val="none" w:color="000000" w:sz="4" w:space="0"/>
-            <w:bottom w:val="none" w:color="000000" w:sz="4" w:space="0"/>
-            <w:right w:val="none" w:color="000000" w:sz="4" w:space="0"/>
-          </w:tcBorders>
-          <w:tcW w:w="4680" w:type="dxa"/>
-          <w:textDirection w:val="lrTb"/>
-          <w:noWrap w:val="false"/>
-        </w:tcPr>
-        <w:p>
-          <w:pPr>
-            <w:pStyle w:val="1001"/>
-            <w:suppressLineNumbers w:val="false"/>
-            <w:pBdr/>
-            <w:spacing/>
-            <w:ind/>
-            <w:rPr/>
-          </w:pPr>
-          <w:r>
-            <w:t xml:space="preserve">Samuel Clemens</w:t>
-          </w:r>
-          <w:r/>
-          <w:r/>
-          <w:r/>
-          <w:r/>
-          <w:r>
-            <w:rPr>
-              <w14:ligatures w14:val="none"/>
-            </w:rPr>
-          </w:r>
-          <w:r/>
-        </w:p>
-        <w:p>
-          <w:pPr>
-            <w:pStyle w:val="1001"/>
-            <w:suppressLineNumbers w:val="false"/>
-            <w:pBdr/>
-            <w:tabs>
-              <w:tab w:val="center" w:leader="none" w:pos="2340"/>
-            </w:tabs>
-            <w:spacing/>
-            <w:ind/>
-            <w:rPr>
-              <w14:ligatures w14:val="none"/>
-            </w:rPr>
-          </w:pPr>
-          <w:r>
-            <w:rPr>
-              <w14:ligatures w14:val="none"/>
-            </w:rPr>
-            <w:t xml:space="preserve">Woodlawn Cemetery</w:t>
-          </w:r>
-          <w:r/>
-          <w:r>
-            <w:rPr>
-              <w14:ligatures w14:val="none"/>
-            </w:rPr>
-          </w:r>
-          <w:r/>
-          <w:r>
-            <w:rPr>
-              <w14:ligatures w14:val="none"/>
-            </w:rPr>
-          </w:r>
-        </w:p>
-        <w:p>
-          <w:pPr>
-            <w:pStyle w:val="1001"/>
-            <w:suppressLineNumbers w:val="false"/>
-            <w:pBdr/>
-            <w:tabs>
-              <w:tab w:val="center" w:leader="none" w:pos="2340"/>
-            </w:tabs>
-            <w:spacing/>
-            <w:ind/>
-            <w:rPr>
-              <w14:ligatures w14:val="none"/>
-            </w:rPr>
-          </w:pPr>
-          <w:r>
-            <w:rPr>
-              <w14:ligatures w14:val="none"/>
-            </w:rPr>
-            <w:t xml:space="preserve">1200 Walnut Street</w:t>
-          </w:r>
-          <w:r/>
-          <w:r>
-            <w:rPr>
-              <w14:ligatures w14:val="none"/>
-            </w:rPr>
-          </w:r>
-          <w:r/>
-          <w:r>
-            <w:rPr>
-              <w14:ligatures w14:val="none"/>
-            </w:rPr>
-          </w:r>
-        </w:p>
-        <w:p>
-          <w:pPr>
-            <w:pStyle w:val="1001"/>
-            <w:suppressLineNumbers w:val="false"/>
-            <w:pBdr/>
-            <w:tabs>
-              <w:tab w:val="center" w:leader="none" w:pos="2340"/>
-            </w:tabs>
-            <w:spacing/>
-            <w:ind/>
-            <w:rPr>
-              <w14:ligatures w14:val="none"/>
-            </w:rPr>
-          </w:pPr>
-          <w:r>
-            <w:rPr>
-              <w14:ligatures w14:val="none"/>
-            </w:rPr>
-            <w:t xml:space="preserve">Elmira, NY 14905-1624 USA</w:t>
-          </w:r>
-          <w:r/>
-          <w:r>
-            <w:rPr>
-              <w14:ligatures w14:val="none"/>
-            </w:rPr>
-          </w:r>
-          <w:r/>
-          <w:r>
-            <w:rPr>
-              <w14:ligatures w14:val="none"/>
-            </w:rPr>
-          </w:r>
-        </w:p>
-        <w:p>
-          <w:pPr>
-            <w:pStyle w:val="1001"/>
-            <w:suppressLineNumbers w:val="false"/>
-            <w:pBdr/>
-            <w:tabs>
-              <w:tab w:val="center" w:leader="none" w:pos="2340"/>
-            </w:tabs>
-            <w:spacing/>
-            <w:ind/>
-            <w:rPr>
-              <w14:ligatures w14:val="none"/>
-            </w:rPr>
-          </w:pPr>
-          <w:r>
-            <w:rPr>
-              <w14:ligatures w14:val="none"/>
-            </w:rPr>
-            <w:t xml:space="preserve">huck-n-jim@example.com</w:t>
-          </w:r>
-          <w:r/>
-          <w:r>
-            <w:rPr>
-              <w14:ligatures w14:val="none"/>
-            </w:rPr>
-          </w:r>
-          <w:r>
-            <w:rPr>
-              <w14:ligatures w14:val="none"/>
-            </w:rPr>
-          </w:r>
-          <w:r>
-            <w:rPr>
-              <w14:ligatures w14:val="none"/>
-            </w:rPr>
-          </w:r>
-        </w:p>
-      </w:tc>
-      <w:tc>
-        <w:tcPr>
-          <w:tcBorders>
-            <w:top w:val="none" w:color="000000" w:sz="4" w:space="0"/>
-            <w:left w:val="none" w:color="000000" w:sz="4" w:space="0"/>
-            <w:bottom w:val="none" w:color="000000" w:sz="4" w:space="0"/>
-            <w:right w:val="none" w:color="000000" w:sz="4" w:space="0"/>
-          </w:tcBorders>
-          <w:tcW w:w="4680" w:type="dxa"/>
-          <w:textDirection w:val="lrTb"/>
-          <w:noWrap w:val="false"/>
-        </w:tcPr>
-        <w:p>
-          <w:pPr>
-            <w:pStyle w:val="1003"/>
-            <w:suppressLineNumbers w:val="false"/>
-            <w:pBdr/>
-            <w:spacing w:after="0" w:before="0" w:line="240" w:lineRule="auto"/>
-            <w:ind w:firstLine="0"/>
-            <w:jc w:val="right"/>
-            <w:rPr/>
-          </w:pPr>
-          <w:r>
-            <w:rPr>
-              <w:highlight w:val="none"/>
-            </w:rPr>
-            <w:t xml:space="preserve">600 </w:t>
-          </w:r>
-          <w:r>
-            <w:rPr>
-              <w:highlight w:val="none"/>
-            </w:rPr>
-            <w:t xml:space="preserve">words</w:t>
-          </w:r>
-          <w:r/>
-        </w:p>
-      </w:tc>
-    </w:tr>
-  </w:tbl>
   <w:p>
     <w:pPr>
-      <w:pStyle w:val="949"/>
+      <w:pStyle w:val="898"/>
       <w:pBdr/>
       <w:tabs>
         <w:tab w:val="clear" w:leader="none" w:pos="4844"/>
@@ -1172,9 +1125,9 @@
     <w:lsdException w:name="Bibliography" w:uiPriority="37"/>
     <w:lsdException w:name="TOC Heading" w:uiPriority="39" w:qFormat="1"/>
   </w:latentStyles>
-  <w:style w:type="table" w:styleId="789">
+  <w:style w:type="table" w:styleId="738">
     <w:name w:val="Table Grid"/>
-    <w:basedOn w:val="975"/>
+    <w:basedOn w:val="924"/>
     <w:uiPriority w:val="59"/>
     <w:pPr>
       <w:pBdr/>
@@ -1371,9 +1324,9 @@
       </w:tcPr>
     </w:tblStylePr>
   </w:style>
-  <w:style w:type="table" w:styleId="790">
+  <w:style w:type="table" w:styleId="739">
     <w:name w:val="Table Grid Light"/>
-    <w:basedOn w:val="975"/>
+    <w:basedOn w:val="924"/>
     <w:uiPriority w:val="59"/>
     <w:pPr>
       <w:pBdr/>
@@ -1570,9 +1523,9 @@
       </w:tcPr>
     </w:tblStylePr>
   </w:style>
-  <w:style w:type="table" w:styleId="791">
+  <w:style w:type="table" w:styleId="740">
     <w:name w:val="Plain Table 1"/>
-    <w:basedOn w:val="975"/>
+    <w:basedOn w:val="924"/>
     <w:uiPriority w:val="59"/>
     <w:pPr>
       <w:pBdr/>
@@ -1795,9 +1748,9 @@
       </w:tcPr>
     </w:tblStylePr>
   </w:style>
-  <w:style w:type="table" w:styleId="792">
+  <w:style w:type="table" w:styleId="741">
     <w:name w:val="Plain Table 2"/>
-    <w:basedOn w:val="975"/>
+    <w:basedOn w:val="924"/>
     <w:uiPriority w:val="59"/>
     <w:pPr>
       <w:pBdr/>
@@ -2028,9 +1981,9 @@
       </w:tcPr>
     </w:tblStylePr>
   </w:style>
-  <w:style w:type="table" w:styleId="793">
+  <w:style w:type="table" w:styleId="742">
     <w:name w:val="Plain Table 3"/>
-    <w:basedOn w:val="975"/>
+    <w:basedOn w:val="924"/>
     <w:uiPriority w:val="99"/>
     <w:pPr>
       <w:pBdr/>
@@ -2258,9 +2211,9 @@
       </w:tcPr>
     </w:tblStylePr>
   </w:style>
-  <w:style w:type="table" w:styleId="794">
+  <w:style w:type="table" w:styleId="743">
     <w:name w:val="Plain Table 4"/>
-    <w:basedOn w:val="975"/>
+    <w:basedOn w:val="924"/>
     <w:uiPriority w:val="99"/>
     <w:pPr>
       <w:pBdr/>
@@ -2474,9 +2427,9 @@
       </w:tcPr>
     </w:tblStylePr>
   </w:style>
-  <w:style w:type="table" w:styleId="795">
+  <w:style w:type="table" w:styleId="744">
     <w:name w:val="Plain Table 5"/>
-    <w:basedOn w:val="975"/>
+    <w:basedOn w:val="924"/>
     <w:uiPriority w:val="99"/>
     <w:pPr>
       <w:pBdr/>
@@ -2707,9 +2660,9 @@
       </w:tcPr>
     </w:tblStylePr>
   </w:style>
-  <w:style w:type="table" w:styleId="796">
+  <w:style w:type="table" w:styleId="745">
     <w:name w:val="Grid Table 1 Light"/>
-    <w:basedOn w:val="975"/>
+    <w:basedOn w:val="924"/>
     <w:uiPriority w:val="99"/>
     <w:pPr>
       <w:pBdr/>
@@ -2930,9 +2883,9 @@
       </w:tcPr>
     </w:tblStylePr>
   </w:style>
-  <w:style w:type="table" w:styleId="797">
+  <w:style w:type="table" w:styleId="746">
     <w:name w:val="Grid Table 1 Light - Accent 1"/>
-    <w:basedOn w:val="975"/>
+    <w:basedOn w:val="924"/>
     <w:uiPriority w:val="99"/>
     <w:pPr>
       <w:pBdr/>
@@ -3153,9 +3106,9 @@
       </w:tcPr>
     </w:tblStylePr>
   </w:style>
-  <w:style w:type="table" w:styleId="798">
+  <w:style w:type="table" w:styleId="747">
     <w:name w:val="Grid Table 1 Light - Accent 2"/>
-    <w:basedOn w:val="975"/>
+    <w:basedOn w:val="924"/>
     <w:uiPriority w:val="99"/>
     <w:pPr>
       <w:pBdr/>
@@ -3376,9 +3329,9 @@
       </w:tcPr>
     </w:tblStylePr>
   </w:style>
-  <w:style w:type="table" w:styleId="799">
+  <w:style w:type="table" w:styleId="748">
     <w:name w:val="Grid Table 1 Light - Accent 3"/>
-    <w:basedOn w:val="975"/>
+    <w:basedOn w:val="924"/>
     <w:uiPriority w:val="99"/>
     <w:pPr>
       <w:pBdr/>
@@ -3599,9 +3552,9 @@
       </w:tcPr>
     </w:tblStylePr>
   </w:style>
-  <w:style w:type="table" w:styleId="800">
+  <w:style w:type="table" w:styleId="749">
     <w:name w:val="Grid Table 1 Light - Accent 4"/>
-    <w:basedOn w:val="975"/>
+    <w:basedOn w:val="924"/>
     <w:uiPriority w:val="99"/>
     <w:pPr>
       <w:pBdr/>
@@ -3822,9 +3775,9 @@
       </w:tcPr>
     </w:tblStylePr>
   </w:style>
-  <w:style w:type="table" w:styleId="801">
+  <w:style w:type="table" w:styleId="750">
     <w:name w:val="Grid Table 1 Light - Accent 5"/>
-    <w:basedOn w:val="975"/>
+    <w:basedOn w:val="924"/>
     <w:uiPriority w:val="99"/>
     <w:pPr>
       <w:pBdr/>
@@ -4045,9 +3998,9 @@
       </w:tcPr>
     </w:tblStylePr>
   </w:style>
-  <w:style w:type="table" w:styleId="802">
+  <w:style w:type="table" w:styleId="751">
     <w:name w:val="Grid Table 1 Light - Accent 6"/>
-    <w:basedOn w:val="975"/>
+    <w:basedOn w:val="924"/>
     <w:uiPriority w:val="99"/>
     <w:pPr>
       <w:pBdr/>
@@ -4268,9 +4221,9 @@
       </w:tcPr>
     </w:tblStylePr>
   </w:style>
-  <w:style w:type="table" w:styleId="803">
+  <w:style w:type="table" w:styleId="752">
     <w:name w:val="Grid Table 2"/>
-    <w:basedOn w:val="975"/>
+    <w:basedOn w:val="924"/>
     <w:uiPriority w:val="99"/>
     <w:pPr>
       <w:pBdr/>
@@ -4500,9 +4453,9 @@
       </w:tcPr>
     </w:tblStylePr>
   </w:style>
-  <w:style w:type="table" w:styleId="804">
+  <w:style w:type="table" w:styleId="753">
     <w:name w:val="Grid Table 2 - Accent 1"/>
-    <w:basedOn w:val="975"/>
+    <w:basedOn w:val="924"/>
     <w:uiPriority w:val="99"/>
     <w:pPr>
       <w:pBdr/>
@@ -4732,9 +4685,9 @@
       </w:tcPr>
     </w:tblStylePr>
   </w:style>
-  <w:style w:type="table" w:styleId="805">
+  <w:style w:type="table" w:styleId="754">
     <w:name w:val="Grid Table 2 - Accent 2"/>
-    <w:basedOn w:val="975"/>
+    <w:basedOn w:val="924"/>
     <w:uiPriority w:val="99"/>
     <w:pPr>
       <w:pBdr/>
@@ -4964,9 +4917,9 @@
       </w:tcPr>
     </w:tblStylePr>
   </w:style>
-  <w:style w:type="table" w:styleId="806">
+  <w:style w:type="table" w:styleId="755">
     <w:name w:val="Grid Table 2 - Accent 3"/>
-    <w:basedOn w:val="975"/>
+    <w:basedOn w:val="924"/>
     <w:uiPriority w:val="99"/>
     <w:pPr>
       <w:pBdr/>
@@ -5196,9 +5149,9 @@
       </w:tcPr>
     </w:tblStylePr>
   </w:style>
-  <w:style w:type="table" w:styleId="807">
+  <w:style w:type="table" w:styleId="756">
     <w:name w:val="Grid Table 2 - Accent 4"/>
-    <w:basedOn w:val="975"/>
+    <w:basedOn w:val="924"/>
     <w:uiPriority w:val="99"/>
     <w:pPr>
       <w:pBdr/>
@@ -5428,9 +5381,9 @@
       </w:tcPr>
     </w:tblStylePr>
   </w:style>
-  <w:style w:type="table" w:styleId="808">
+  <w:style w:type="table" w:styleId="757">
     <w:name w:val="Grid Table 2 - Accent 5"/>
-    <w:basedOn w:val="975"/>
+    <w:basedOn w:val="924"/>
     <w:uiPriority w:val="99"/>
     <w:pPr>
       <w:pBdr/>
@@ -5660,9 +5613,9 @@
       </w:tcPr>
     </w:tblStylePr>
   </w:style>
-  <w:style w:type="table" w:styleId="809">
+  <w:style w:type="table" w:styleId="758">
     <w:name w:val="Grid Table 2 - Accent 6"/>
-    <w:basedOn w:val="975"/>
+    <w:basedOn w:val="924"/>
     <w:uiPriority w:val="99"/>
     <w:pPr>
       <w:pBdr/>
@@ -5892,9 +5845,9 @@
       </w:tcPr>
     </w:tblStylePr>
   </w:style>
-  <w:style w:type="table" w:styleId="810">
+  <w:style w:type="table" w:styleId="759">
     <w:name w:val="Grid Table 3"/>
-    <w:basedOn w:val="975"/>
+    <w:basedOn w:val="924"/>
     <w:uiPriority w:val="99"/>
     <w:pPr>
       <w:pBdr/>
@@ -6137,9 +6090,9 @@
       </w:tcPr>
     </w:tblStylePr>
   </w:style>
-  <w:style w:type="table" w:styleId="811">
+  <w:style w:type="table" w:styleId="760">
     <w:name w:val="Grid Table 3 - Accent 1"/>
-    <w:basedOn w:val="975"/>
+    <w:basedOn w:val="924"/>
     <w:uiPriority w:val="99"/>
     <w:pPr>
       <w:pBdr/>
@@ -6382,9 +6335,9 @@
       </w:tcPr>
     </w:tblStylePr>
   </w:style>
-  <w:style w:type="table" w:styleId="812">
+  <w:style w:type="table" w:styleId="761">
     <w:name w:val="Grid Table 3 - Accent 2"/>
-    <w:basedOn w:val="975"/>
+    <w:basedOn w:val="924"/>
     <w:uiPriority w:val="99"/>
     <w:pPr>
       <w:pBdr/>
@@ -6627,9 +6580,9 @@
       </w:tcPr>
     </w:tblStylePr>
   </w:style>
-  <w:style w:type="table" w:styleId="813">
+  <w:style w:type="table" w:styleId="762">
     <w:name w:val="Grid Table 3 - Accent 3"/>
-    <w:basedOn w:val="975"/>
+    <w:basedOn w:val="924"/>
     <w:uiPriority w:val="99"/>
     <w:pPr>
       <w:pBdr/>
@@ -6872,9 +6825,9 @@
       </w:tcPr>
     </w:tblStylePr>
   </w:style>
-  <w:style w:type="table" w:styleId="814">
+  <w:style w:type="table" w:styleId="763">
     <w:name w:val="Grid Table 3 - Accent 4"/>
-    <w:basedOn w:val="975"/>
+    <w:basedOn w:val="924"/>
     <w:uiPriority w:val="99"/>
     <w:pPr>
       <w:pBdr/>
@@ -7117,9 +7070,9 @@
       </w:tcPr>
     </w:tblStylePr>
   </w:style>
-  <w:style w:type="table" w:styleId="815">
+  <w:style w:type="table" w:styleId="764">
     <w:name w:val="Grid Table 3 - Accent 5"/>
-    <w:basedOn w:val="975"/>
+    <w:basedOn w:val="924"/>
     <w:uiPriority w:val="99"/>
     <w:pPr>
       <w:pBdr/>
@@ -7362,9 +7315,9 @@
       </w:tcPr>
     </w:tblStylePr>
   </w:style>
-  <w:style w:type="table" w:styleId="816">
+  <w:style w:type="table" w:styleId="765">
     <w:name w:val="Grid Table 3 - Accent 6"/>
-    <w:basedOn w:val="975"/>
+    <w:basedOn w:val="924"/>
     <w:uiPriority w:val="99"/>
     <w:pPr>
       <w:pBdr/>
@@ -7607,9 +7560,9 @@
       </w:tcPr>
     </w:tblStylePr>
   </w:style>
-  <w:style w:type="table" w:styleId="817">
+  <w:style w:type="table" w:styleId="766">
     <w:name w:val="Grid Table 4"/>
-    <w:basedOn w:val="975"/>
+    <w:basedOn w:val="924"/>
     <w:uiPriority w:val="59"/>
     <w:pPr>
       <w:pBdr/>
@@ -7840,9 +7793,9 @@
       </w:tcPr>
     </w:tblStylePr>
   </w:style>
-  <w:style w:type="table" w:styleId="818">
+  <w:style w:type="table" w:styleId="767">
     <w:name w:val="Grid Table 4 - Accent 1"/>
-    <w:basedOn w:val="975"/>
+    <w:basedOn w:val="924"/>
     <w:uiPriority w:val="59"/>
     <w:pPr>
       <w:pBdr/>
@@ -8073,9 +8026,9 @@
       </w:tcPr>
     </w:tblStylePr>
   </w:style>
-  <w:style w:type="table" w:styleId="819">
+  <w:style w:type="table" w:styleId="768">
     <w:name w:val="Grid Table 4 - Accent 2"/>
-    <w:basedOn w:val="975"/>
+    <w:basedOn w:val="924"/>
     <w:uiPriority w:val="59"/>
     <w:pPr>
       <w:pBdr/>
@@ -8306,9 +8259,9 @@
       </w:tcPr>
     </w:tblStylePr>
   </w:style>
-  <w:style w:type="table" w:styleId="820">
+  <w:style w:type="table" w:styleId="769">
     <w:name w:val="Grid Table 4 - Accent 3"/>
-    <w:basedOn w:val="975"/>
+    <w:basedOn w:val="924"/>
     <w:uiPriority w:val="59"/>
     <w:pPr>
       <w:pBdr/>
@@ -8539,9 +8492,9 @@
       </w:tcPr>
     </w:tblStylePr>
   </w:style>
-  <w:style w:type="table" w:styleId="821">
+  <w:style w:type="table" w:styleId="770">
     <w:name w:val="Grid Table 4 - Accent 4"/>
-    <w:basedOn w:val="975"/>
+    <w:basedOn w:val="924"/>
     <w:uiPriority w:val="59"/>
     <w:pPr>
       <w:pBdr/>
@@ -8772,9 +8725,9 @@
       </w:tcPr>
     </w:tblStylePr>
   </w:style>
-  <w:style w:type="table" w:styleId="822">
+  <w:style w:type="table" w:styleId="771">
     <w:name w:val="Grid Table 4 - Accent 5"/>
-    <w:basedOn w:val="975"/>
+    <w:basedOn w:val="924"/>
     <w:uiPriority w:val="59"/>
     <w:pPr>
       <w:pBdr/>
@@ -9005,9 +8958,9 @@
       </w:tcPr>
     </w:tblStylePr>
   </w:style>
-  <w:style w:type="table" w:styleId="823">
+  <w:style w:type="table" w:styleId="772">
     <w:name w:val="Grid Table 4 - Accent 6"/>
-    <w:basedOn w:val="975"/>
+    <w:basedOn w:val="924"/>
     <w:uiPriority w:val="59"/>
     <w:pPr>
       <w:pBdr/>
@@ -9238,9 +9191,9 @@
       </w:tcPr>
     </w:tblStylePr>
   </w:style>
-  <w:style w:type="table" w:styleId="824">
+  <w:style w:type="table" w:styleId="773">
     <w:name w:val="Grid Table 5 Dark"/>
-    <w:basedOn w:val="975"/>
+    <w:basedOn w:val="924"/>
     <w:uiPriority w:val="99"/>
     <w:pPr>
       <w:pBdr/>
@@ -9466,9 +9419,9 @@
       </w:tcPr>
     </w:tblStylePr>
   </w:style>
-  <w:style w:type="table" w:styleId="825">
+  <w:style w:type="table" w:styleId="774">
     <w:name w:val="Grid Table 5 Dark- Accent 1"/>
-    <w:basedOn w:val="975"/>
+    <w:basedOn w:val="924"/>
     <w:uiPriority w:val="99"/>
     <w:pPr>
       <w:pBdr/>
@@ -9694,9 +9647,9 @@
       </w:tcPr>
     </w:tblStylePr>
   </w:style>
-  <w:style w:type="table" w:styleId="826">
+  <w:style w:type="table" w:styleId="775">
     <w:name w:val="Grid Table 5 Dark - Accent 2"/>
-    <w:basedOn w:val="975"/>
+    <w:basedOn w:val="924"/>
     <w:uiPriority w:val="99"/>
     <w:pPr>
       <w:pBdr/>
@@ -9922,9 +9875,9 @@
       </w:tcPr>
     </w:tblStylePr>
   </w:style>
-  <w:style w:type="table" w:styleId="827">
+  <w:style w:type="table" w:styleId="776">
     <w:name w:val="Grid Table 5 Dark - Accent 3"/>
-    <w:basedOn w:val="975"/>
+    <w:basedOn w:val="924"/>
     <w:uiPriority w:val="99"/>
     <w:pPr>
       <w:pBdr/>
@@ -10150,9 +10103,9 @@
       </w:tcPr>
     </w:tblStylePr>
   </w:style>
-  <w:style w:type="table" w:styleId="828">
+  <w:style w:type="table" w:styleId="777">
     <w:name w:val="Grid Table 5 Dark- Accent 4"/>
-    <w:basedOn w:val="975"/>
+    <w:basedOn w:val="924"/>
     <w:uiPriority w:val="99"/>
     <w:pPr>
       <w:pBdr/>
@@ -10378,9 +10331,9 @@
       </w:tcPr>
     </w:tblStylePr>
   </w:style>
-  <w:style w:type="table" w:styleId="829">
+  <w:style w:type="table" w:styleId="778">
     <w:name w:val="Grid Table 5 Dark - Accent 5"/>
-    <w:basedOn w:val="975"/>
+    <w:basedOn w:val="924"/>
     <w:uiPriority w:val="99"/>
     <w:pPr>
       <w:pBdr/>
@@ -10606,9 +10559,9 @@
       </w:tcPr>
     </w:tblStylePr>
   </w:style>
-  <w:style w:type="table" w:styleId="830">
+  <w:style w:type="table" w:styleId="779">
     <w:name w:val="Grid Table 5 Dark - Accent 6"/>
-    <w:basedOn w:val="975"/>
+    <w:basedOn w:val="924"/>
     <w:uiPriority w:val="99"/>
     <w:pPr>
       <w:pBdr/>
@@ -10834,9 +10787,9 @@
       </w:tcPr>
     </w:tblStylePr>
   </w:style>
-  <w:style w:type="table" w:styleId="831">
+  <w:style w:type="table" w:styleId="780">
     <w:name w:val="Grid Table 6 Colorful"/>
-    <w:basedOn w:val="975"/>
+    <w:basedOn w:val="924"/>
     <w:uiPriority w:val="99"/>
     <w:pPr>
       <w:pBdr/>
@@ -11064,9 +11017,9 @@
       </w:tcPr>
     </w:tblStylePr>
   </w:style>
-  <w:style w:type="table" w:styleId="832">
+  <w:style w:type="table" w:styleId="781">
     <w:name w:val="Grid Table 6 Colorful - Accent 1"/>
-    <w:basedOn w:val="975"/>
+    <w:basedOn w:val="924"/>
     <w:uiPriority w:val="99"/>
     <w:pPr>
       <w:pBdr/>
@@ -11294,9 +11247,9 @@
       </w:tcPr>
     </w:tblStylePr>
   </w:style>
-  <w:style w:type="table" w:styleId="833">
+  <w:style w:type="table" w:styleId="782">
     <w:name w:val="Grid Table 6 Colorful - Accent 2"/>
-    <w:basedOn w:val="975"/>
+    <w:basedOn w:val="924"/>
     <w:uiPriority w:val="99"/>
     <w:pPr>
       <w:pBdr/>
@@ -11524,9 +11477,9 @@
       </w:tcPr>
     </w:tblStylePr>
   </w:style>
-  <w:style w:type="table" w:styleId="834">
+  <w:style w:type="table" w:styleId="783">
     <w:name w:val="Grid Table 6 Colorful - Accent 3"/>
-    <w:basedOn w:val="975"/>
+    <w:basedOn w:val="924"/>
     <w:uiPriority w:val="99"/>
     <w:pPr>
       <w:pBdr/>
@@ -11754,9 +11707,9 @@
       </w:tcPr>
     </w:tblStylePr>
   </w:style>
-  <w:style w:type="table" w:styleId="835">
+  <w:style w:type="table" w:styleId="784">
     <w:name w:val="Grid Table 6 Colorful - Accent 4"/>
-    <w:basedOn w:val="975"/>
+    <w:basedOn w:val="924"/>
     <w:uiPriority w:val="99"/>
     <w:pPr>
       <w:pBdr/>
@@ -11984,9 +11937,9 @@
       </w:tcPr>
     </w:tblStylePr>
   </w:style>
-  <w:style w:type="table" w:styleId="836">
+  <w:style w:type="table" w:styleId="785">
     <w:name w:val="Grid Table 6 Colorful - Accent 5"/>
-    <w:basedOn w:val="975"/>
+    <w:basedOn w:val="924"/>
     <w:uiPriority w:val="99"/>
     <w:pPr>
       <w:pBdr/>
@@ -12214,9 +12167,9 @@
       </w:tcPr>
     </w:tblStylePr>
   </w:style>
-  <w:style w:type="table" w:styleId="837">
+  <w:style w:type="table" w:styleId="786">
     <w:name w:val="Grid Table 6 Colorful - Accent 6"/>
-    <w:basedOn w:val="975"/>
+    <w:basedOn w:val="924"/>
     <w:uiPriority w:val="99"/>
     <w:pPr>
       <w:pBdr/>
@@ -12444,9 +12397,9 @@
       </w:tcPr>
     </w:tblStylePr>
   </w:style>
-  <w:style w:type="table" w:styleId="838">
+  <w:style w:type="table" w:styleId="787">
     <w:name w:val="Grid Table 7 Colorful"/>
-    <w:basedOn w:val="975"/>
+    <w:basedOn w:val="924"/>
     <w:uiPriority w:val="99"/>
     <w:pPr>
       <w:pBdr/>
@@ -12698,9 +12651,9 @@
       </w:tcPr>
     </w:tblStylePr>
   </w:style>
-  <w:style w:type="table" w:styleId="839">
+  <w:style w:type="table" w:styleId="788">
     <w:name w:val="Grid Table 7 Colorful - Accent 1"/>
-    <w:basedOn w:val="975"/>
+    <w:basedOn w:val="924"/>
     <w:uiPriority w:val="99"/>
     <w:pPr>
       <w:pBdr/>
@@ -12952,9 +12905,9 @@
       </w:tcPr>
     </w:tblStylePr>
   </w:style>
-  <w:style w:type="table" w:styleId="840">
+  <w:style w:type="table" w:styleId="789">
     <w:name w:val="Grid Table 7 Colorful - Accent 2"/>
-    <w:basedOn w:val="975"/>
+    <w:basedOn w:val="924"/>
     <w:uiPriority w:val="99"/>
     <w:pPr>
       <w:pBdr/>
@@ -13206,9 +13159,9 @@
       </w:tcPr>
     </w:tblStylePr>
   </w:style>
-  <w:style w:type="table" w:styleId="841">
+  <w:style w:type="table" w:styleId="790">
     <w:name w:val="Grid Table 7 Colorful - Accent 3"/>
-    <w:basedOn w:val="975"/>
+    <w:basedOn w:val="924"/>
     <w:uiPriority w:val="99"/>
     <w:pPr>
       <w:pBdr/>
@@ -13460,9 +13413,9 @@
       </w:tcPr>
     </w:tblStylePr>
   </w:style>
-  <w:style w:type="table" w:styleId="842">
+  <w:style w:type="table" w:styleId="791">
     <w:name w:val="Grid Table 7 Colorful - Accent 4"/>
-    <w:basedOn w:val="975"/>
+    <w:basedOn w:val="924"/>
     <w:uiPriority w:val="99"/>
     <w:pPr>
       <w:pBdr/>
@@ -13714,9 +13667,9 @@
       </w:tcPr>
     </w:tblStylePr>
   </w:style>
-  <w:style w:type="table" w:styleId="843">
+  <w:style w:type="table" w:styleId="792">
     <w:name w:val="Grid Table 7 Colorful - Accent 5"/>
-    <w:basedOn w:val="975"/>
+    <w:basedOn w:val="924"/>
     <w:uiPriority w:val="99"/>
     <w:pPr>
       <w:pBdr/>
@@ -13968,9 +13921,9 @@
       </w:tcPr>
     </w:tblStylePr>
   </w:style>
-  <w:style w:type="table" w:styleId="844">
+  <w:style w:type="table" w:styleId="793">
     <w:name w:val="Grid Table 7 Colorful - Accent 6"/>
-    <w:basedOn w:val="975"/>
+    <w:basedOn w:val="924"/>
     <w:uiPriority w:val="99"/>
     <w:pPr>
       <w:pBdr/>
@@ -14222,9 +14175,9 @@
       </w:tcPr>
     </w:tblStylePr>
   </w:style>
-  <w:style w:type="table" w:styleId="845">
+  <w:style w:type="table" w:styleId="794">
     <w:name w:val="List Table 1 Light"/>
-    <w:basedOn w:val="975"/>
+    <w:basedOn w:val="924"/>
     <w:uiPriority w:val="99"/>
     <w:pPr>
       <w:pBdr/>
@@ -14438,9 +14391,9 @@
       </w:tcPr>
     </w:tblStylePr>
   </w:style>
-  <w:style w:type="table" w:styleId="846">
+  <w:style w:type="table" w:styleId="795">
     <w:name w:val="List Table 1 Light - Accent 1"/>
-    <w:basedOn w:val="975"/>
+    <w:basedOn w:val="924"/>
     <w:uiPriority w:val="99"/>
     <w:pPr>
       <w:pBdr/>
@@ -14654,9 +14607,9 @@
       </w:tcPr>
     </w:tblStylePr>
   </w:style>
-  <w:style w:type="table" w:styleId="847">
+  <w:style w:type="table" w:styleId="796">
     <w:name w:val="List Table 1 Light - Accent 2"/>
-    <w:basedOn w:val="975"/>
+    <w:basedOn w:val="924"/>
     <w:uiPriority w:val="99"/>
     <w:pPr>
       <w:pBdr/>
@@ -14870,9 +14823,9 @@
       </w:tcPr>
     </w:tblStylePr>
   </w:style>
-  <w:style w:type="table" w:styleId="848">
+  <w:style w:type="table" w:styleId="797">
     <w:name w:val="List Table 1 Light - Accent 3"/>
-    <w:basedOn w:val="975"/>
+    <w:basedOn w:val="924"/>
     <w:uiPriority w:val="99"/>
     <w:pPr>
       <w:pBdr/>
@@ -15086,9 +15039,9 @@
       </w:tcPr>
     </w:tblStylePr>
   </w:style>
-  <w:style w:type="table" w:styleId="849">
+  <w:style w:type="table" w:styleId="798">
     <w:name w:val="List Table 1 Light - Accent 4"/>
-    <w:basedOn w:val="975"/>
+    <w:basedOn w:val="924"/>
     <w:uiPriority w:val="99"/>
     <w:pPr>
       <w:pBdr/>
@@ -15302,9 +15255,9 @@
       </w:tcPr>
     </w:tblStylePr>
   </w:style>
-  <w:style w:type="table" w:styleId="850">
+  <w:style w:type="table" w:styleId="799">
     <w:name w:val="List Table 1 Light - Accent 5"/>
-    <w:basedOn w:val="975"/>
+    <w:basedOn w:val="924"/>
     <w:uiPriority w:val="99"/>
     <w:pPr>
       <w:pBdr/>
@@ -15518,9 +15471,9 @@
       </w:tcPr>
     </w:tblStylePr>
   </w:style>
-  <w:style w:type="table" w:styleId="851">
+  <w:style w:type="table" w:styleId="800">
     <w:name w:val="List Table 1 Light - Accent 6"/>
-    <w:basedOn w:val="975"/>
+    <w:basedOn w:val="924"/>
     <w:uiPriority w:val="99"/>
     <w:pPr>
       <w:pBdr/>
@@ -15734,9 +15687,9 @@
       </w:tcPr>
     </w:tblStylePr>
   </w:style>
-  <w:style w:type="table" w:styleId="852">
+  <w:style w:type="table" w:styleId="801">
     <w:name w:val="List Table 2"/>
-    <w:basedOn w:val="975"/>
+    <w:basedOn w:val="924"/>
     <w:uiPriority w:val="99"/>
     <w:pPr>
       <w:pBdr/>
@@ -15972,9 +15925,9 @@
       </w:tcPr>
     </w:tblStylePr>
   </w:style>
-  <w:style w:type="table" w:styleId="853">
+  <w:style w:type="table" w:styleId="802">
     <w:name w:val="List Table 2 - Accent 1"/>
-    <w:basedOn w:val="975"/>
+    <w:basedOn w:val="924"/>
     <w:uiPriority w:val="99"/>
     <w:pPr>
       <w:pBdr/>
@@ -16210,9 +16163,9 @@
       </w:tcPr>
     </w:tblStylePr>
   </w:style>
-  <w:style w:type="table" w:styleId="854">
+  <w:style w:type="table" w:styleId="803">
     <w:name w:val="List Table 2 - Accent 2"/>
-    <w:basedOn w:val="975"/>
+    <w:basedOn w:val="924"/>
     <w:uiPriority w:val="99"/>
     <w:pPr>
       <w:pBdr/>
@@ -16448,9 +16401,9 @@
       </w:tcPr>
     </w:tblStylePr>
   </w:style>
-  <w:style w:type="table" w:styleId="855">
+  <w:style w:type="table" w:styleId="804">
     <w:name w:val="List Table 2 - Accent 3"/>
-    <w:basedOn w:val="975"/>
+    <w:basedOn w:val="924"/>
     <w:uiPriority w:val="99"/>
     <w:pPr>
       <w:pBdr/>
@@ -16686,9 +16639,9 @@
       </w:tcPr>
     </w:tblStylePr>
   </w:style>
-  <w:style w:type="table" w:styleId="856">
+  <w:style w:type="table" w:styleId="805">
     <w:name w:val="List Table 2 - Accent 4"/>
-    <w:basedOn w:val="975"/>
+    <w:basedOn w:val="924"/>
     <w:uiPriority w:val="99"/>
     <w:pPr>
       <w:pBdr/>
@@ -16924,9 +16877,9 @@
       </w:tcPr>
     </w:tblStylePr>
   </w:style>
-  <w:style w:type="table" w:styleId="857">
+  <w:style w:type="table" w:styleId="806">
     <w:name w:val="List Table 2 - Accent 5"/>
-    <w:basedOn w:val="975"/>
+    <w:basedOn w:val="924"/>
     <w:uiPriority w:val="99"/>
     <w:pPr>
       <w:pBdr/>
@@ -17162,9 +17115,9 @@
       </w:tcPr>
     </w:tblStylePr>
   </w:style>
-  <w:style w:type="table" w:styleId="858">
+  <w:style w:type="table" w:styleId="807">
     <w:name w:val="List Table 2 - Accent 6"/>
-    <w:basedOn w:val="975"/>
+    <w:basedOn w:val="924"/>
     <w:uiPriority w:val="99"/>
     <w:pPr>
       <w:pBdr/>
@@ -17400,9 +17353,9 @@
       </w:tcPr>
     </w:tblStylePr>
   </w:style>
-  <w:style w:type="table" w:styleId="859">
+  <w:style w:type="table" w:styleId="808">
     <w:name w:val="List Table 3"/>
-    <w:basedOn w:val="975"/>
+    <w:basedOn w:val="924"/>
     <w:uiPriority w:val="99"/>
     <w:pPr>
       <w:pBdr/>
@@ -17628,9 +17581,9 @@
       </w:tcPr>
     </w:tblStylePr>
   </w:style>
-  <w:style w:type="table" w:styleId="860">
+  <w:style w:type="table" w:styleId="809">
     <w:name w:val="List Table 3 - Accent 1"/>
-    <w:basedOn w:val="975"/>
+    <w:basedOn w:val="924"/>
     <w:uiPriority w:val="99"/>
     <w:pPr>
       <w:pBdr/>
@@ -17856,9 +17809,9 @@
       </w:tcPr>
     </w:tblStylePr>
   </w:style>
-  <w:style w:type="table" w:styleId="861">
+  <w:style w:type="table" w:styleId="810">
     <w:name w:val="List Table 3 - Accent 2"/>
-    <w:basedOn w:val="975"/>
+    <w:basedOn w:val="924"/>
     <w:uiPriority w:val="99"/>
     <w:pPr>
       <w:pBdr/>
@@ -18084,9 +18037,9 @@
       </w:tcPr>
     </w:tblStylePr>
   </w:style>
-  <w:style w:type="table" w:styleId="862">
+  <w:style w:type="table" w:styleId="811">
     <w:name w:val="List Table 3 - Accent 3"/>
-    <w:basedOn w:val="975"/>
+    <w:basedOn w:val="924"/>
     <w:uiPriority w:val="99"/>
     <w:pPr>
       <w:pBdr/>
@@ -18312,9 +18265,9 @@
       </w:tcPr>
     </w:tblStylePr>
   </w:style>
-  <w:style w:type="table" w:styleId="863">
+  <w:style w:type="table" w:styleId="812">
     <w:name w:val="List Table 3 - Accent 4"/>
-    <w:basedOn w:val="975"/>
+    <w:basedOn w:val="924"/>
     <w:uiPriority w:val="99"/>
     <w:pPr>
       <w:pBdr/>
@@ -18540,9 +18493,9 @@
       </w:tcPr>
     </w:tblStylePr>
   </w:style>
-  <w:style w:type="table" w:styleId="864">
+  <w:style w:type="table" w:styleId="813">
     <w:name w:val="List Table 3 - Accent 5"/>
-    <w:basedOn w:val="975"/>
+    <w:basedOn w:val="924"/>
     <w:uiPriority w:val="99"/>
     <w:pPr>
       <w:pBdr/>
@@ -18768,9 +18721,9 @@
       </w:tcPr>
     </w:tblStylePr>
   </w:style>
-  <w:style w:type="table" w:styleId="865">
+  <w:style w:type="table" w:styleId="814">
     <w:name w:val="List Table 3 - Accent 6"/>
-    <w:basedOn w:val="975"/>
+    <w:basedOn w:val="924"/>
     <w:uiPriority w:val="99"/>
     <w:pPr>
       <w:pBdr/>
@@ -18996,9 +18949,9 @@
       </w:tcPr>
     </w:tblStylePr>
   </w:style>
-  <w:style w:type="table" w:styleId="866">
+  <w:style w:type="table" w:styleId="815">
     <w:name w:val="List Table 4"/>
-    <w:basedOn w:val="975"/>
+    <w:basedOn w:val="924"/>
     <w:uiPriority w:val="99"/>
     <w:pPr>
       <w:pBdr/>
@@ -19221,9 +19174,9 @@
       </w:tcPr>
     </w:tblStylePr>
   </w:style>
-  <w:style w:type="table" w:styleId="867">
+  <w:style w:type="table" w:styleId="816">
     <w:name w:val="List Table 4 - Accent 1"/>
-    <w:basedOn w:val="975"/>
+    <w:basedOn w:val="924"/>
     <w:uiPriority w:val="99"/>
     <w:pPr>
       <w:pBdr/>
@@ -19446,9 +19399,9 @@
       </w:tcPr>
     </w:tblStylePr>
   </w:style>
-  <w:style w:type="table" w:styleId="868">
+  <w:style w:type="table" w:styleId="817">
     <w:name w:val="List Table 4 - Accent 2"/>
-    <w:basedOn w:val="975"/>
+    <w:basedOn w:val="924"/>
     <w:uiPriority w:val="99"/>
     <w:pPr>
       <w:pBdr/>
@@ -19671,9 +19624,9 @@
       </w:tcPr>
     </w:tblStylePr>
   </w:style>
-  <w:style w:type="table" w:styleId="869">
+  <w:style w:type="table" w:styleId="818">
     <w:name w:val="List Table 4 - Accent 3"/>
-    <w:basedOn w:val="975"/>
+    <w:basedOn w:val="924"/>
     <w:uiPriority w:val="99"/>
     <w:pPr>
       <w:pBdr/>
@@ -19896,9 +19849,9 @@
       </w:tcPr>
     </w:tblStylePr>
   </w:style>
-  <w:style w:type="table" w:styleId="870">
+  <w:style w:type="table" w:styleId="819">
     <w:name w:val="List Table 4 - Accent 4"/>
-    <w:basedOn w:val="975"/>
+    <w:basedOn w:val="924"/>
     <w:uiPriority w:val="99"/>
     <w:pPr>
       <w:pBdr/>
@@ -20121,9 +20074,9 @@
       </w:tcPr>
     </w:tblStylePr>
   </w:style>
-  <w:style w:type="table" w:styleId="871">
+  <w:style w:type="table" w:styleId="820">
     <w:name w:val="List Table 4 - Accent 5"/>
-    <w:basedOn w:val="975"/>
+    <w:basedOn w:val="924"/>
     <w:uiPriority w:val="99"/>
     <w:pPr>
       <w:pBdr/>
@@ -20346,9 +20299,9 @@
       </w:tcPr>
     </w:tblStylePr>
   </w:style>
-  <w:style w:type="table" w:styleId="872">
+  <w:style w:type="table" w:styleId="821">
     <w:name w:val="List Table 4 - Accent 6"/>
-    <w:basedOn w:val="975"/>
+    <w:basedOn w:val="924"/>
     <w:uiPriority w:val="99"/>
     <w:pPr>
       <w:pBdr/>
@@ -20571,9 +20524,9 @@
       </w:tcPr>
     </w:tblStylePr>
   </w:style>
-  <w:style w:type="table" w:styleId="873">
+  <w:style w:type="table" w:styleId="822">
     <w:name w:val="List Table 5 Dark"/>
-    <w:basedOn w:val="975"/>
+    <w:basedOn w:val="924"/>
     <w:uiPriority w:val="99"/>
     <w:pPr>
       <w:pBdr/>
@@ -20813,9 +20766,9 @@
       </w:tcPr>
     </w:tblStylePr>
   </w:style>
-  <w:style w:type="table" w:styleId="874">
+  <w:style w:type="table" w:styleId="823">
     <w:name w:val="List Table 5 Dark - Accent 1"/>
-    <w:basedOn w:val="975"/>
+    <w:basedOn w:val="924"/>
     <w:uiPriority w:val="99"/>
     <w:pPr>
       <w:pBdr/>
@@ -21055,9 +21008,9 @@
       </w:tcPr>
     </w:tblStylePr>
   </w:style>
-  <w:style w:type="table" w:styleId="875">
+  <w:style w:type="table" w:styleId="824">
     <w:name w:val="List Table 5 Dark - Accent 2"/>
-    <w:basedOn w:val="975"/>
+    <w:basedOn w:val="924"/>
     <w:uiPriority w:val="99"/>
     <w:pPr>
       <w:pBdr/>
@@ -21297,9 +21250,9 @@
       </w:tcPr>
     </w:tblStylePr>
   </w:style>
-  <w:style w:type="table" w:styleId="876">
+  <w:style w:type="table" w:styleId="825">
     <w:name w:val="List Table 5 Dark - Accent 3"/>
-    <w:basedOn w:val="975"/>
+    <w:basedOn w:val="924"/>
     <w:uiPriority w:val="99"/>
     <w:pPr>
       <w:pBdr/>
@@ -21539,9 +21492,9 @@
       </w:tcPr>
     </w:tblStylePr>
   </w:style>
-  <w:style w:type="table" w:styleId="877">
+  <w:style w:type="table" w:styleId="826">
     <w:name w:val="List Table 5 Dark - Accent 4"/>
-    <w:basedOn w:val="975"/>
+    <w:basedOn w:val="924"/>
     <w:uiPriority w:val="99"/>
     <w:pPr>
       <w:pBdr/>
@@ -21781,9 +21734,9 @@
       </w:tcPr>
     </w:tblStylePr>
   </w:style>
-  <w:style w:type="table" w:styleId="878">
+  <w:style w:type="table" w:styleId="827">
     <w:name w:val="List Table 5 Dark - Accent 5"/>
-    <w:basedOn w:val="975"/>
+    <w:basedOn w:val="924"/>
     <w:uiPriority w:val="99"/>
     <w:pPr>
       <w:pBdr/>
@@ -22023,9 +21976,9 @@
       </w:tcPr>
     </w:tblStylePr>
   </w:style>
-  <w:style w:type="table" w:styleId="879">
+  <w:style w:type="table" w:styleId="828">
     <w:name w:val="List Table 5 Dark - Accent 6"/>
-    <w:basedOn w:val="975"/>
+    <w:basedOn w:val="924"/>
     <w:uiPriority w:val="99"/>
     <w:pPr>
       <w:pBdr/>
@@ -22265,9 +22218,9 @@
       </w:tcPr>
     </w:tblStylePr>
   </w:style>
-  <w:style w:type="table" w:styleId="880">
+  <w:style w:type="table" w:styleId="829">
     <w:name w:val="List Table 6 Colorful"/>
-    <w:basedOn w:val="975"/>
+    <w:basedOn w:val="924"/>
     <w:uiPriority w:val="99"/>
     <w:pPr>
       <w:pBdr/>
@@ -22488,9 +22441,9 @@
       </w:tcPr>
     </w:tblStylePr>
   </w:style>
-  <w:style w:type="table" w:styleId="881">
+  <w:style w:type="table" w:styleId="830">
     <w:name w:val="List Table 6 Colorful - Accent 1"/>
-    <w:basedOn w:val="975"/>
+    <w:basedOn w:val="924"/>
     <w:uiPriority w:val="99"/>
     <w:pPr>
       <w:pBdr/>
@@ -22711,9 +22664,9 @@
       </w:tcPr>
     </w:tblStylePr>
   </w:style>
-  <w:style w:type="table" w:styleId="882">
+  <w:style w:type="table" w:styleId="831">
     <w:name w:val="List Table 6 Colorful - Accent 2"/>
-    <w:basedOn w:val="975"/>
+    <w:basedOn w:val="924"/>
     <w:uiPriority w:val="99"/>
     <w:pPr>
       <w:pBdr/>
@@ -22934,9 +22887,9 @@
       </w:tcPr>
     </w:tblStylePr>
   </w:style>
-  <w:style w:type="table" w:styleId="883">
+  <w:style w:type="table" w:styleId="832">
     <w:name w:val="List Table 6 Colorful - Accent 3"/>
-    <w:basedOn w:val="975"/>
+    <w:basedOn w:val="924"/>
     <w:uiPriority w:val="99"/>
     <w:pPr>
       <w:pBdr/>
@@ -23157,9 +23110,9 @@
       </w:tcPr>
     </w:tblStylePr>
   </w:style>
-  <w:style w:type="table" w:styleId="884">
+  <w:style w:type="table" w:styleId="833">
     <w:name w:val="List Table 6 Colorful - Accent 4"/>
-    <w:basedOn w:val="975"/>
+    <w:basedOn w:val="924"/>
     <w:uiPriority w:val="99"/>
     <w:pPr>
       <w:pBdr/>
@@ -23380,9 +23333,9 @@
       </w:tcPr>
     </w:tblStylePr>
   </w:style>
-  <w:style w:type="table" w:styleId="885">
+  <w:style w:type="table" w:styleId="834">
     <w:name w:val="List Table 6 Colorful - Accent 5"/>
-    <w:basedOn w:val="975"/>
+    <w:basedOn w:val="924"/>
     <w:uiPriority w:val="99"/>
     <w:pPr>
       <w:pBdr/>
@@ -23603,9 +23556,9 @@
       </w:tcPr>
     </w:tblStylePr>
   </w:style>
-  <w:style w:type="table" w:styleId="886">
+  <w:style w:type="table" w:styleId="835">
     <w:name w:val="List Table 6 Colorful - Accent 6"/>
-    <w:basedOn w:val="975"/>
+    <w:basedOn w:val="924"/>
     <w:uiPriority w:val="99"/>
     <w:pPr>
       <w:pBdr/>
@@ -23826,9 +23779,9 @@
       </w:tcPr>
     </w:tblStylePr>
   </w:style>
-  <w:style w:type="table" w:styleId="887">
+  <w:style w:type="table" w:styleId="836">
     <w:name w:val="List Table 7 Colorful"/>
-    <w:basedOn w:val="975"/>
+    <w:basedOn w:val="924"/>
     <w:uiPriority w:val="99"/>
     <w:pPr>
       <w:pBdr/>
@@ -24082,9 +24035,9 @@
       </w:tcPr>
     </w:tblStylePr>
   </w:style>
-  <w:style w:type="table" w:styleId="888">
+  <w:style w:type="table" w:styleId="837">
     <w:name w:val="List Table 7 Colorful - Accent 1"/>
-    <w:basedOn w:val="975"/>
+    <w:basedOn w:val="924"/>
     <w:uiPriority w:val="99"/>
     <w:pPr>
       <w:pBdr/>
@@ -24338,9 +24291,9 @@
       </w:tcPr>
     </w:tblStylePr>
   </w:style>
-  <w:style w:type="table" w:styleId="889">
+  <w:style w:type="table" w:styleId="838">
     <w:name w:val="List Table 7 Colorful - Accent 2"/>
-    <w:basedOn w:val="975"/>
+    <w:basedOn w:val="924"/>
     <w:uiPriority w:val="99"/>
     <w:pPr>
       <w:pBdr/>
@@ -24594,9 +24547,9 @@
       </w:tcPr>
     </w:tblStylePr>
   </w:style>
-  <w:style w:type="table" w:styleId="890">
+  <w:style w:type="table" w:styleId="839">
     <w:name w:val="List Table 7 Colorful - Accent 3"/>
-    <w:basedOn w:val="975"/>
+    <w:basedOn w:val="924"/>
     <w:uiPriority w:val="99"/>
     <w:pPr>
       <w:pBdr/>
@@ -24850,9 +24803,9 @@
       </w:tcPr>
     </w:tblStylePr>
   </w:style>
-  <w:style w:type="table" w:styleId="891">
+  <w:style w:type="table" w:styleId="840">
     <w:name w:val="List Table 7 Colorful - Accent 4"/>
-    <w:basedOn w:val="975"/>
+    <w:basedOn w:val="924"/>
     <w:uiPriority w:val="99"/>
     <w:pPr>
       <w:pBdr/>
@@ -25106,9 +25059,9 @@
       </w:tcPr>
     </w:tblStylePr>
   </w:style>
-  <w:style w:type="table" w:styleId="892">
+  <w:style w:type="table" w:styleId="841">
     <w:name w:val="List Table 7 Colorful - Accent 5"/>
-    <w:basedOn w:val="975"/>
+    <w:basedOn w:val="924"/>
     <w:uiPriority w:val="99"/>
     <w:pPr>
       <w:pBdr/>
@@ -25362,9 +25315,9 @@
       </w:tcPr>
     </w:tblStylePr>
   </w:style>
-  <w:style w:type="table" w:styleId="893">
+  <w:style w:type="table" w:styleId="842">
     <w:name w:val="List Table 7 Colorful - Accent 6"/>
-    <w:basedOn w:val="975"/>
+    <w:basedOn w:val="924"/>
     <w:uiPriority w:val="99"/>
     <w:pPr>
       <w:pBdr/>
@@ -25618,9 +25571,9 @@
       </w:tcPr>
     </w:tblStylePr>
   </w:style>
-  <w:style w:type="table" w:styleId="894">
+  <w:style w:type="table" w:styleId="843">
     <w:name w:val="Lined - Accent"/>
-    <w:basedOn w:val="975"/>
+    <w:basedOn w:val="924"/>
     <w:uiPriority w:val="99"/>
     <w:pPr>
       <w:pBdr/>
@@ -25855,9 +25808,9 @@
       </w:tcPr>
     </w:tblStylePr>
   </w:style>
-  <w:style w:type="table" w:styleId="895">
+  <w:style w:type="table" w:styleId="844">
     <w:name w:val="Lined - Accent 1"/>
-    <w:basedOn w:val="975"/>
+    <w:basedOn w:val="924"/>
     <w:uiPriority w:val="99"/>
     <w:pPr>
       <w:pBdr/>
@@ -26092,9 +26045,9 @@
       </w:tcPr>
     </w:tblStylePr>
   </w:style>
-  <w:style w:type="table" w:styleId="896">
+  <w:style w:type="table" w:styleId="845">
     <w:name w:val="Lined - Accent 2"/>
-    <w:basedOn w:val="975"/>
+    <w:basedOn w:val="924"/>
     <w:uiPriority w:val="99"/>
     <w:pPr>
       <w:pBdr/>
@@ -26329,9 +26282,9 @@
       </w:tcPr>
     </w:tblStylePr>
   </w:style>
-  <w:style w:type="table" w:styleId="897">
+  <w:style w:type="table" w:styleId="846">
     <w:name w:val="Lined - Accent 3"/>
-    <w:basedOn w:val="975"/>
+    <w:basedOn w:val="924"/>
     <w:uiPriority w:val="99"/>
     <w:pPr>
       <w:pBdr/>
@@ -26566,9 +26519,9 @@
       </w:tcPr>
     </w:tblStylePr>
   </w:style>
-  <w:style w:type="table" w:styleId="898">
+  <w:style w:type="table" w:styleId="847">
     <w:name w:val="Lined - Accent 4"/>
-    <w:basedOn w:val="975"/>
+    <w:basedOn w:val="924"/>
     <w:uiPriority w:val="99"/>
     <w:pPr>
       <w:pBdr/>
@@ -26803,9 +26756,9 @@
       </w:tcPr>
     </w:tblStylePr>
   </w:style>
-  <w:style w:type="table" w:styleId="899">
+  <w:style w:type="table" w:styleId="848">
     <w:name w:val="Lined - Accent 5"/>
-    <w:basedOn w:val="975"/>
+    <w:basedOn w:val="924"/>
     <w:uiPriority w:val="99"/>
     <w:pPr>
       <w:pBdr/>
@@ -27040,9 +26993,9 @@
       </w:tcPr>
     </w:tblStylePr>
   </w:style>
-  <w:style w:type="table" w:styleId="900">
+  <w:style w:type="table" w:styleId="849">
     <w:name w:val="Lined - Accent 6"/>
-    <w:basedOn w:val="975"/>
+    <w:basedOn w:val="924"/>
     <w:uiPriority w:val="99"/>
     <w:pPr>
       <w:pBdr/>
@@ -27277,9 +27230,9 @@
       </w:tcPr>
     </w:tblStylePr>
   </w:style>
-  <w:style w:type="table" w:styleId="901">
+  <w:style w:type="table" w:styleId="850">
     <w:name w:val="Bordered &amp; Lined - Accent"/>
-    <w:basedOn w:val="975"/>
+    <w:basedOn w:val="924"/>
     <w:uiPriority w:val="99"/>
     <w:pPr>
       <w:pBdr/>
@@ -27521,9 +27474,9 @@
       </w:tcPr>
     </w:tblStylePr>
   </w:style>
-  <w:style w:type="table" w:styleId="902">
+  <w:style w:type="table" w:styleId="851">
     <w:name w:val="Bordered &amp; Lined - Accent 1"/>
-    <w:basedOn w:val="975"/>
+    <w:basedOn w:val="924"/>
     <w:uiPriority w:val="99"/>
     <w:pPr>
       <w:pBdr/>
@@ -27765,9 +27718,9 @@
       </w:tcPr>
     </w:tblStylePr>
   </w:style>
-  <w:style w:type="table" w:styleId="903">
+  <w:style w:type="table" w:styleId="852">
     <w:name w:val="Bordered &amp; Lined - Accent 2"/>
-    <w:basedOn w:val="975"/>
+    <w:basedOn w:val="924"/>
     <w:uiPriority w:val="99"/>
     <w:pPr>
       <w:pBdr/>
@@ -28009,9 +27962,9 @@
       </w:tcPr>
     </w:tblStylePr>
   </w:style>
-  <w:style w:type="table" w:styleId="904">
+  <w:style w:type="table" w:styleId="853">
     <w:name w:val="Bordered &amp; Lined - Accent 3"/>
-    <w:basedOn w:val="975"/>
+    <w:basedOn w:val="924"/>
     <w:uiPriority w:val="99"/>
     <w:pPr>
       <w:pBdr/>
@@ -28253,9 +28206,9 @@
       </w:tcPr>
     </w:tblStylePr>
   </w:style>
-  <w:style w:type="table" w:styleId="905">
+  <w:style w:type="table" w:styleId="854">
     <w:name w:val="Bordered &amp; Lined - Accent 4"/>
-    <w:basedOn w:val="975"/>
+    <w:basedOn w:val="924"/>
     <w:uiPriority w:val="99"/>
     <w:pPr>
       <w:pBdr/>
@@ -28497,9 +28450,9 @@
       </w:tcPr>
     </w:tblStylePr>
   </w:style>
-  <w:style w:type="table" w:styleId="906">
+  <w:style w:type="table" w:styleId="855">
     <w:name w:val="Bordered &amp; Lined - Accent 5"/>
-    <w:basedOn w:val="975"/>
+    <w:basedOn w:val="924"/>
     <w:uiPriority w:val="99"/>
     <w:pPr>
       <w:pBdr/>
@@ -28741,9 +28694,9 @@
       </w:tcPr>
     </w:tblStylePr>
   </w:style>
-  <w:style w:type="table" w:styleId="907">
+  <w:style w:type="table" w:styleId="856">
     <w:name w:val="Bordered &amp; Lined - Accent 6"/>
-    <w:basedOn w:val="975"/>
+    <w:basedOn w:val="924"/>
     <w:uiPriority w:val="99"/>
     <w:pPr>
       <w:pBdr/>
@@ -28985,9 +28938,9 @@
       </w:tcPr>
     </w:tblStylePr>
   </w:style>
-  <w:style w:type="table" w:styleId="908">
+  <w:style w:type="table" w:styleId="857">
     <w:name w:val="Bordered"/>
-    <w:basedOn w:val="975"/>
+    <w:basedOn w:val="924"/>
     <w:uiPriority w:val="99"/>
     <w:pPr>
       <w:pBdr/>
@@ -29216,9 +29169,9 @@
       </w:tcPr>
     </w:tblStylePr>
   </w:style>
-  <w:style w:type="table" w:styleId="909">
+  <w:style w:type="table" w:styleId="858">
     <w:name w:val="Bordered - Accent 1"/>
-    <w:basedOn w:val="975"/>
+    <w:basedOn w:val="924"/>
     <w:uiPriority w:val="99"/>
     <w:pPr>
       <w:pBdr/>
@@ -29447,9 +29400,9 @@
       </w:tcPr>
     </w:tblStylePr>
   </w:style>
-  <w:style w:type="table" w:styleId="910">
+  <w:style w:type="table" w:styleId="859">
     <w:name w:val="Bordered - Accent 2"/>
-    <w:basedOn w:val="975"/>
+    <w:basedOn w:val="924"/>
     <w:uiPriority w:val="99"/>
     <w:pPr>
       <w:pBdr/>
@@ -29678,9 +29631,9 @@
       </w:tcPr>
     </w:tblStylePr>
   </w:style>
-  <w:style w:type="table" w:styleId="911">
+  <w:style w:type="table" w:styleId="860">
     <w:name w:val="Bordered - Accent 3"/>
-    <w:basedOn w:val="975"/>
+    <w:basedOn w:val="924"/>
     <w:uiPriority w:val="99"/>
     <w:pPr>
       <w:pBdr/>
@@ -29909,9 +29862,9 @@
       </w:tcPr>
     </w:tblStylePr>
   </w:style>
-  <w:style w:type="table" w:styleId="912">
+  <w:style w:type="table" w:styleId="861">
     <w:name w:val="Bordered - Accent 4"/>
-    <w:basedOn w:val="975"/>
+    <w:basedOn w:val="924"/>
     <w:uiPriority w:val="99"/>
     <w:pPr>
       <w:pBdr/>
@@ -30140,9 +30093,9 @@
       </w:tcPr>
     </w:tblStylePr>
   </w:style>
-  <w:style w:type="table" w:styleId="913">
+  <w:style w:type="table" w:styleId="862">
     <w:name w:val="Bordered - Accent 5"/>
-    <w:basedOn w:val="975"/>
+    <w:basedOn w:val="924"/>
     <w:uiPriority w:val="99"/>
     <w:pPr>
       <w:pBdr/>
@@ -30371,9 +30324,9 @@
       </w:tcPr>
     </w:tblStylePr>
   </w:style>
-  <w:style w:type="table" w:styleId="914">
+  <w:style w:type="table" w:styleId="863">
     <w:name w:val="Bordered - Accent 6"/>
-    <w:basedOn w:val="975"/>
+    <w:basedOn w:val="924"/>
     <w:uiPriority w:val="99"/>
     <w:pPr>
       <w:pBdr/>
@@ -30602,11 +30555,11 @@
       </w:tcPr>
     </w:tblStylePr>
   </w:style>
-  <w:style w:type="paragraph" w:styleId="915">
+  <w:style w:type="paragraph" w:styleId="864">
     <w:name w:val="Heading 1"/>
-    <w:basedOn w:val="974"/>
-    <w:next w:val="974"/>
-    <w:link w:val="925"/>
+    <w:basedOn w:val="923"/>
+    <w:next w:val="923"/>
+    <w:link w:val="874"/>
     <w:uiPriority w:val="9"/>
     <w:qFormat/>
     <w:pPr>
@@ -30626,11 +30579,11 @@
       <w:szCs w:val="24"/>
     </w:rPr>
   </w:style>
-  <w:style w:type="paragraph" w:styleId="916">
+  <w:style w:type="paragraph" w:styleId="865">
     <w:name w:val="Heading 2"/>
-    <w:basedOn w:val="974"/>
-    <w:next w:val="974"/>
-    <w:link w:val="926"/>
+    <w:basedOn w:val="923"/>
+    <w:next w:val="923"/>
+    <w:link w:val="875"/>
     <w:uiPriority w:val="9"/>
     <w:unhideWhenUsed/>
     <w:qFormat/>
@@ -30650,11 +30603,11 @@
       <w:szCs w:val="24"/>
     </w:rPr>
   </w:style>
-  <w:style w:type="paragraph" w:styleId="917">
+  <w:style w:type="paragraph" w:styleId="866">
     <w:name w:val="Heading 3"/>
-    <w:basedOn w:val="974"/>
-    <w:next w:val="974"/>
-    <w:link w:val="927"/>
+    <w:basedOn w:val="923"/>
+    <w:next w:val="923"/>
+    <w:link w:val="876"/>
     <w:uiPriority w:val="9"/>
     <w:unhideWhenUsed/>
     <w:qFormat/>
@@ -30673,11 +30626,11 @@
       <w:szCs w:val="28"/>
     </w:rPr>
   </w:style>
-  <w:style w:type="paragraph" w:styleId="918">
+  <w:style w:type="paragraph" w:styleId="867">
     <w:name w:val="Heading 4"/>
-    <w:basedOn w:val="974"/>
-    <w:next w:val="974"/>
-    <w:link w:val="928"/>
+    <w:basedOn w:val="923"/>
+    <w:next w:val="923"/>
+    <w:link w:val="877"/>
     <w:uiPriority w:val="9"/>
     <w:unhideWhenUsed/>
     <w:qFormat/>
@@ -30696,11 +30649,11 @@
       <w:color w:val="0f4761" w:themeColor="accent1" w:themeShade="BF"/>
     </w:rPr>
   </w:style>
-  <w:style w:type="paragraph" w:styleId="919">
+  <w:style w:type="paragraph" w:styleId="868">
     <w:name w:val="Heading 5"/>
-    <w:basedOn w:val="974"/>
-    <w:next w:val="974"/>
-    <w:link w:val="929"/>
+    <w:basedOn w:val="923"/>
+    <w:next w:val="923"/>
+    <w:link w:val="878"/>
     <w:uiPriority w:val="9"/>
     <w:unhideWhenUsed/>
     <w:qFormat/>
@@ -30717,11 +30670,11 @@
       <w:color w:val="0f4761" w:themeColor="accent1" w:themeShade="BF"/>
     </w:rPr>
   </w:style>
-  <w:style w:type="paragraph" w:styleId="920">
+  <w:style w:type="paragraph" w:styleId="869">
     <w:name w:val="Heading 6"/>
-    <w:basedOn w:val="974"/>
-    <w:next w:val="974"/>
-    <w:link w:val="930"/>
+    <w:basedOn w:val="923"/>
+    <w:next w:val="923"/>
+    <w:link w:val="879"/>
     <w:uiPriority w:val="9"/>
     <w:unhideWhenUsed/>
     <w:qFormat/>
@@ -30745,11 +30698,11 @@
       <w:color w:val="auto"/>
     </w:rPr>
   </w:style>
-  <w:style w:type="paragraph" w:styleId="921">
+  <w:style w:type="paragraph" w:styleId="870">
     <w:name w:val="Heading 7"/>
-    <w:basedOn w:val="974"/>
-    <w:next w:val="974"/>
-    <w:link w:val="931"/>
+    <w:basedOn w:val="923"/>
+    <w:next w:val="923"/>
+    <w:link w:val="880"/>
     <w:uiPriority w:val="9"/>
     <w:unhideWhenUsed/>
     <w:qFormat/>
@@ -30766,11 +30719,11 @@
       <w:color w:val="595959" w:themeColor="text1" w:themeTint="A6"/>
     </w:rPr>
   </w:style>
-  <w:style w:type="paragraph" w:styleId="922">
+  <w:style w:type="paragraph" w:styleId="871">
     <w:name w:val="Heading 8"/>
-    <w:basedOn w:val="974"/>
-    <w:next w:val="974"/>
-    <w:link w:val="932"/>
+    <w:basedOn w:val="923"/>
+    <w:next w:val="923"/>
+    <w:link w:val="881"/>
     <w:uiPriority w:val="9"/>
     <w:unhideWhenUsed/>
     <w:qFormat/>
@@ -30789,11 +30742,11 @@
       <w:color w:val="272727" w:themeColor="text1" w:themeTint="D8"/>
     </w:rPr>
   </w:style>
-  <w:style w:type="paragraph" w:styleId="923">
+  <w:style w:type="paragraph" w:styleId="872">
     <w:name w:val="Heading 9"/>
-    <w:basedOn w:val="974"/>
-    <w:next w:val="974"/>
-    <w:link w:val="933"/>
+    <w:basedOn w:val="923"/>
+    <w:next w:val="923"/>
+    <w:link w:val="882"/>
     <w:uiPriority w:val="9"/>
     <w:unhideWhenUsed/>
     <w:qFormat/>
@@ -30813,7 +30766,7 @@
       <w:color w:val="auto"/>
     </w:rPr>
   </w:style>
-  <w:style w:type="character" w:styleId="924" w:default="1">
+  <w:style w:type="character" w:styleId="873" w:default="1">
     <w:name w:val="Default Paragraph Font"/>
     <w:uiPriority w:val="1"/>
     <w:semiHidden/>
@@ -30824,9 +30777,9 @@
       <w:ind/>
     </w:pPr>
   </w:style>
-  <w:style w:type="character" w:styleId="925">
+  <w:style w:type="character" w:styleId="874">
     <w:name w:val="Heading 1 Char"/>
-    <w:link w:val="915"/>
+    <w:link w:val="864"/>
     <w:uiPriority w:val="9"/>
     <w:pPr>
       <w:pBdr/>
@@ -30840,9 +30793,9 @@
       <w:szCs w:val="24"/>
     </w:rPr>
   </w:style>
-  <w:style w:type="character" w:styleId="926">
+  <w:style w:type="character" w:styleId="875">
     <w:name w:val="Heading 2 Char"/>
-    <w:link w:val="916"/>
+    <w:link w:val="865"/>
     <w:uiPriority w:val="9"/>
     <w:pPr>
       <w:pBdr/>
@@ -30856,10 +30809,10 @@
       <w:szCs w:val="24"/>
     </w:rPr>
   </w:style>
-  <w:style w:type="character" w:styleId="927">
+  <w:style w:type="character" w:styleId="876">
     <w:name w:val="Heading 3 Char"/>
-    <w:basedOn w:val="924"/>
-    <w:link w:val="917"/>
+    <w:basedOn w:val="873"/>
+    <w:link w:val="866"/>
     <w:uiPriority w:val="9"/>
     <w:pPr>
       <w:pBdr/>
@@ -30873,10 +30826,10 @@
       <w:szCs w:val="28"/>
     </w:rPr>
   </w:style>
-  <w:style w:type="character" w:styleId="928">
+  <w:style w:type="character" w:styleId="877">
     <w:name w:val="Heading 4 Char"/>
-    <w:basedOn w:val="924"/>
-    <w:link w:val="918"/>
+    <w:basedOn w:val="873"/>
+    <w:link w:val="867"/>
     <w:uiPriority w:val="9"/>
     <w:pPr>
       <w:pBdr/>
@@ -30890,10 +30843,10 @@
       <w:color w:val="0f4761" w:themeColor="accent1" w:themeShade="BF"/>
     </w:rPr>
   </w:style>
-  <w:style w:type="character" w:styleId="929">
+  <w:style w:type="character" w:styleId="878">
     <w:name w:val="Heading 5 Char"/>
-    <w:basedOn w:val="924"/>
-    <w:link w:val="919"/>
+    <w:basedOn w:val="873"/>
+    <w:link w:val="868"/>
     <w:uiPriority w:val="9"/>
     <w:pPr>
       <w:pBdr/>
@@ -30905,9 +30858,9 @@
       <w:color w:val="0f4761" w:themeColor="accent1" w:themeShade="BF"/>
     </w:rPr>
   </w:style>
-  <w:style w:type="character" w:styleId="930">
+  <w:style w:type="character" w:styleId="879">
     <w:name w:val="Heading 6 Char"/>
-    <w:link w:val="920"/>
+    <w:link w:val="869"/>
     <w:uiPriority w:val="9"/>
     <w:pPr>
       <w:pBdr/>
@@ -30920,10 +30873,10 @@
       <w:iCs w:val="0"/>
     </w:rPr>
   </w:style>
-  <w:style w:type="character" w:styleId="931">
+  <w:style w:type="character" w:styleId="880">
     <w:name w:val="Heading 7 Char"/>
-    <w:basedOn w:val="924"/>
-    <w:link w:val="921"/>
+    <w:basedOn w:val="873"/>
+    <w:link w:val="870"/>
     <w:uiPriority w:val="9"/>
     <w:pPr>
       <w:pBdr/>
@@ -30935,10 +30888,10 @@
       <w:color w:val="595959" w:themeColor="text1" w:themeTint="A6"/>
     </w:rPr>
   </w:style>
-  <w:style w:type="character" w:styleId="932">
+  <w:style w:type="character" w:styleId="881">
     <w:name w:val="Heading 8 Char"/>
-    <w:basedOn w:val="924"/>
-    <w:link w:val="922"/>
+    <w:basedOn w:val="873"/>
+    <w:link w:val="871"/>
     <w:uiPriority w:val="9"/>
     <w:pPr>
       <w:pBdr/>
@@ -30952,9 +30905,9 @@
       <w:color w:val="272727" w:themeColor="text1" w:themeTint="D8"/>
     </w:rPr>
   </w:style>
-  <w:style w:type="character" w:styleId="933">
+  <w:style w:type="character" w:styleId="882">
     <w:name w:val="Heading 9 Char"/>
-    <w:link w:val="923"/>
+    <w:link w:val="872"/>
     <w:uiPriority w:val="9"/>
     <w:pPr>
       <w:pBdr/>
@@ -30968,11 +30921,11 @@
       <w:color w:val="auto"/>
     </w:rPr>
   </w:style>
-  <w:style w:type="paragraph" w:styleId="934">
+  <w:style w:type="paragraph" w:styleId="883">
     <w:name w:val="Title"/>
-    <w:basedOn w:val="974"/>
-    <w:next w:val="974"/>
-    <w:link w:val="935"/>
+    <w:basedOn w:val="923"/>
+    <w:next w:val="923"/>
+    <w:link w:val="884"/>
     <w:uiPriority w:val="10"/>
     <w:qFormat/>
     <w:pPr>
@@ -30993,9 +30946,9 @@
       <w:szCs w:val="24"/>
     </w:rPr>
   </w:style>
-  <w:style w:type="character" w:styleId="935">
+  <w:style w:type="character" w:styleId="884">
     <w:name w:val="Title Char"/>
-    <w:link w:val="934"/>
+    <w:link w:val="883"/>
     <w:uiPriority w:val="10"/>
     <w:pPr>
       <w:pBdr/>
@@ -31003,11 +30956,11 @@
       <w:ind/>
     </w:pPr>
   </w:style>
-  <w:style w:type="paragraph" w:styleId="936">
+  <w:style w:type="paragraph" w:styleId="885">
     <w:name w:val="Subtitle"/>
-    <w:basedOn w:val="974"/>
-    <w:next w:val="974"/>
-    <w:link w:val="937"/>
+    <w:basedOn w:val="923"/>
+    <w:next w:val="923"/>
+    <w:link w:val="886"/>
     <w:uiPriority w:val="11"/>
     <w:qFormat/>
     <w:pPr>
@@ -31030,9 +30983,9 @@
       <w:szCs w:val="24"/>
     </w:rPr>
   </w:style>
-  <w:style w:type="character" w:styleId="937">
+  <w:style w:type="character" w:styleId="886">
     <w:name w:val="Subtitle Char"/>
-    <w:link w:val="936"/>
+    <w:link w:val="885"/>
     <w:uiPriority w:val="11"/>
     <w:pPr>
       <w:pBdr/>
@@ -31043,11 +30996,11 @@
       <w:spacing w:val="0"/>
     </w:rPr>
   </w:style>
-  <w:style w:type="paragraph" w:styleId="938">
+  <w:style w:type="paragraph" w:styleId="887">
     <w:name w:val="Quote"/>
-    <w:basedOn w:val="974"/>
-    <w:next w:val="974"/>
-    <w:link w:val="939"/>
+    <w:basedOn w:val="923"/>
+    <w:next w:val="923"/>
+    <w:link w:val="888"/>
     <w:uiPriority w:val="29"/>
     <w:qFormat/>
     <w:pPr>
@@ -31062,10 +31015,10 @@
       <w:color w:val="404040" w:themeColor="text1" w:themeTint="BF"/>
     </w:rPr>
   </w:style>
-  <w:style w:type="character" w:styleId="939">
+  <w:style w:type="character" w:styleId="888">
     <w:name w:val="Quote Char"/>
-    <w:basedOn w:val="924"/>
-    <w:link w:val="938"/>
+    <w:basedOn w:val="873"/>
+    <w:link w:val="887"/>
     <w:uiPriority w:val="29"/>
     <w:pPr>
       <w:pBdr/>
@@ -31078,9 +31031,9 @@
       <w:color w:val="404040" w:themeColor="text1" w:themeTint="BF"/>
     </w:rPr>
   </w:style>
-  <w:style w:type="character" w:styleId="940">
+  <w:style w:type="character" w:styleId="889">
     <w:name w:val="Intense Emphasis"/>
-    <w:basedOn w:val="924"/>
+    <w:basedOn w:val="873"/>
     <w:uiPriority w:val="21"/>
     <w:qFormat/>
     <w:pPr>
@@ -31094,11 +31047,11 @@
       <w:color w:val="0f4761" w:themeColor="accent1" w:themeShade="BF"/>
     </w:rPr>
   </w:style>
-  <w:style w:type="paragraph" w:styleId="941">
+  <w:style w:type="paragraph" w:styleId="890">
     <w:name w:val="Intense Quote"/>
-    <w:basedOn w:val="974"/>
-    <w:next w:val="974"/>
-    <w:link w:val="942"/>
+    <w:basedOn w:val="923"/>
+    <w:next w:val="923"/>
+    <w:link w:val="891"/>
     <w:uiPriority w:val="30"/>
     <w:qFormat/>
     <w:pPr>
@@ -31116,10 +31069,10 @@
       <w:color w:val="0f4761" w:themeColor="accent1" w:themeShade="BF"/>
     </w:rPr>
   </w:style>
-  <w:style w:type="character" w:styleId="942">
+  <w:style w:type="character" w:styleId="891">
     <w:name w:val="Intense Quote Char"/>
-    <w:basedOn w:val="924"/>
-    <w:link w:val="941"/>
+    <w:basedOn w:val="873"/>
+    <w:link w:val="890"/>
     <w:uiPriority w:val="30"/>
     <w:pPr>
       <w:pBdr/>
@@ -31132,9 +31085,9 @@
       <w:color w:val="0f4761" w:themeColor="accent1" w:themeShade="BF"/>
     </w:rPr>
   </w:style>
-  <w:style w:type="character" w:styleId="943">
+  <w:style w:type="character" w:styleId="892">
     <w:name w:val="Intense Reference"/>
-    <w:basedOn w:val="924"/>
+    <w:basedOn w:val="873"/>
     <w:uiPriority w:val="32"/>
     <w:qFormat/>
     <w:pPr>
@@ -31150,9 +31103,9 @@
       <w:spacing w:val="5"/>
     </w:rPr>
   </w:style>
-  <w:style w:type="character" w:styleId="944">
+  <w:style w:type="character" w:styleId="893">
     <w:name w:val="Subtle Emphasis"/>
-    <w:basedOn w:val="924"/>
+    <w:basedOn w:val="873"/>
     <w:uiPriority w:val="19"/>
     <w:qFormat/>
     <w:pPr>
@@ -31166,9 +31119,9 @@
       <w:color w:val="404040" w:themeColor="text1" w:themeTint="BF"/>
     </w:rPr>
   </w:style>
-  <w:style w:type="character" w:styleId="945">
+  <w:style w:type="character" w:styleId="894">
     <w:name w:val="Emphasis"/>
-    <w:basedOn w:val="924"/>
+    <w:basedOn w:val="873"/>
     <w:uiPriority w:val="20"/>
     <w:qFormat/>
     <w:pPr>
@@ -31181,9 +31134,9 @@
       <w:iCs/>
     </w:rPr>
   </w:style>
-  <w:style w:type="character" w:styleId="946">
+  <w:style w:type="character" w:styleId="895">
     <w:name w:val="Strong"/>
-    <w:basedOn w:val="924"/>
+    <w:basedOn w:val="873"/>
     <w:uiPriority w:val="22"/>
     <w:qFormat/>
     <w:pPr>
@@ -31196,9 +31149,9 @@
       <w:bCs/>
     </w:rPr>
   </w:style>
-  <w:style w:type="character" w:styleId="947">
+  <w:style w:type="character" w:styleId="896">
     <w:name w:val="Subtle Reference"/>
-    <w:basedOn w:val="924"/>
+    <w:basedOn w:val="873"/>
     <w:uiPriority w:val="31"/>
     <w:qFormat/>
     <w:pPr>
@@ -31211,9 +31164,9 @@
       <w:color w:val="5a5a5a" w:themeColor="text1" w:themeTint="A5"/>
     </w:rPr>
   </w:style>
-  <w:style w:type="character" w:styleId="948">
+  <w:style w:type="character" w:styleId="897">
     <w:name w:val="Book Title"/>
-    <w:basedOn w:val="924"/>
+    <w:basedOn w:val="873"/>
     <w:uiPriority w:val="33"/>
     <w:qFormat/>
     <w:pPr>
@@ -31229,10 +31182,10 @@
       <w:spacing w:val="5"/>
     </w:rPr>
   </w:style>
-  <w:style w:type="paragraph" w:styleId="949">
+  <w:style w:type="paragraph" w:styleId="898">
     <w:name w:val="Header"/>
-    <w:basedOn w:val="974"/>
-    <w:link w:val="950"/>
+    <w:basedOn w:val="923"/>
+    <w:link w:val="899"/>
     <w:uiPriority w:val="99"/>
     <w:unhideWhenUsed/>
     <w:pPr>
@@ -31247,9 +31200,9 @@
       <w:jc w:val="right"/>
     </w:pPr>
   </w:style>
-  <w:style w:type="character" w:styleId="950">
+  <w:style w:type="character" w:styleId="899">
     <w:name w:val="Header Char"/>
-    <w:link w:val="949"/>
+    <w:link w:val="898"/>
     <w:uiPriority w:val="99"/>
     <w:pPr>
       <w:pBdr/>
@@ -31257,10 +31210,10 @@
       <w:ind/>
     </w:pPr>
   </w:style>
-  <w:style w:type="paragraph" w:styleId="951">
+  <w:style w:type="paragraph" w:styleId="900">
     <w:name w:val="Footer"/>
-    <w:basedOn w:val="974"/>
-    <w:link w:val="952"/>
+    <w:basedOn w:val="923"/>
+    <w:link w:val="901"/>
     <w:uiPriority w:val="99"/>
     <w:unhideWhenUsed/>
     <w:pPr>
@@ -31273,10 +31226,10 @@
       <w:ind/>
     </w:pPr>
   </w:style>
-  <w:style w:type="character" w:styleId="952">
+  <w:style w:type="character" w:styleId="901">
     <w:name w:val="Footer Char"/>
-    <w:basedOn w:val="924"/>
-    <w:link w:val="951"/>
+    <w:basedOn w:val="873"/>
+    <w:link w:val="900"/>
     <w:uiPriority w:val="99"/>
     <w:pPr>
       <w:pBdr/>
@@ -31284,10 +31237,10 @@
       <w:ind/>
     </w:pPr>
   </w:style>
-  <w:style w:type="paragraph" w:styleId="953">
+  <w:style w:type="paragraph" w:styleId="902">
     <w:name w:val="Caption"/>
-    <w:basedOn w:val="974"/>
-    <w:next w:val="974"/>
+    <w:basedOn w:val="923"/>
+    <w:next w:val="923"/>
     <w:uiPriority w:val="35"/>
     <w:unhideWhenUsed/>
     <w:qFormat/>
@@ -31304,10 +31257,10 @@
       <w:szCs w:val="18"/>
     </w:rPr>
   </w:style>
-  <w:style w:type="paragraph" w:styleId="954">
+  <w:style w:type="paragraph" w:styleId="903">
     <w:name w:val="footnote text"/>
-    <w:basedOn w:val="974"/>
-    <w:link w:val="955"/>
+    <w:basedOn w:val="923"/>
+    <w:link w:val="904"/>
     <w:uiPriority w:val="99"/>
     <w:semiHidden/>
     <w:unhideWhenUsed/>
@@ -31321,10 +31274,10 @@
       <w:szCs w:val="20"/>
     </w:rPr>
   </w:style>
-  <w:style w:type="character" w:styleId="955">
+  <w:style w:type="character" w:styleId="904">
     <w:name w:val="Footnote Text Char"/>
-    <w:basedOn w:val="924"/>
-    <w:link w:val="954"/>
+    <w:basedOn w:val="873"/>
+    <w:link w:val="903"/>
     <w:uiPriority w:val="99"/>
     <w:semiHidden/>
     <w:pPr>
@@ -31337,9 +31290,9 @@
       <w:szCs w:val="20"/>
     </w:rPr>
   </w:style>
-  <w:style w:type="character" w:styleId="956">
+  <w:style w:type="character" w:styleId="905">
     <w:name w:val="footnote reference"/>
-    <w:basedOn w:val="924"/>
+    <w:basedOn w:val="873"/>
     <w:uiPriority w:val="99"/>
     <w:semiHidden/>
     <w:unhideWhenUsed/>
@@ -31352,10 +31305,10 @@
       <w:vertAlign w:val="superscript"/>
     </w:rPr>
   </w:style>
-  <w:style w:type="paragraph" w:styleId="957">
+  <w:style w:type="paragraph" w:styleId="906">
     <w:name w:val="endnote text"/>
-    <w:basedOn w:val="974"/>
-    <w:link w:val="958"/>
+    <w:basedOn w:val="923"/>
+    <w:link w:val="907"/>
     <w:uiPriority w:val="99"/>
     <w:semiHidden/>
     <w:unhideWhenUsed/>
@@ -31369,10 +31322,10 @@
       <w:szCs w:val="20"/>
     </w:rPr>
   </w:style>
-  <w:style w:type="character" w:styleId="958">
+  <w:style w:type="character" w:styleId="907">
     <w:name w:val="Endnote Text Char"/>
-    <w:basedOn w:val="924"/>
-    <w:link w:val="957"/>
+    <w:basedOn w:val="873"/>
+    <w:link w:val="906"/>
     <w:uiPriority w:val="99"/>
     <w:semiHidden/>
     <w:pPr>
@@ -31385,9 +31338,9 @@
       <w:szCs w:val="20"/>
     </w:rPr>
   </w:style>
-  <w:style w:type="character" w:styleId="959">
+  <w:style w:type="character" w:styleId="908">
     <w:name w:val="endnote reference"/>
-    <w:basedOn w:val="924"/>
+    <w:basedOn w:val="873"/>
     <w:uiPriority w:val="99"/>
     <w:semiHidden/>
     <w:unhideWhenUsed/>
@@ -31400,9 +31353,9 @@
       <w:vertAlign w:val="superscript"/>
     </w:rPr>
   </w:style>
-  <w:style w:type="character" w:styleId="960">
+  <w:style w:type="character" w:styleId="909">
     <w:name w:val="Hyperlink"/>
-    <w:basedOn w:val="924"/>
+    <w:basedOn w:val="873"/>
     <w:uiPriority w:val="99"/>
     <w:unhideWhenUsed/>
     <w:pPr>
@@ -31415,9 +31368,9 @@
       <w:u w:val="single"/>
     </w:rPr>
   </w:style>
-  <w:style w:type="character" w:styleId="961">
+  <w:style w:type="character" w:styleId="910">
     <w:name w:val="FollowedHyperlink"/>
-    <w:basedOn w:val="924"/>
+    <w:basedOn w:val="873"/>
     <w:uiPriority w:val="99"/>
     <w:semiHidden/>
     <w:unhideWhenUsed/>
@@ -31431,10 +31384,10 @@
       <w:u w:val="single"/>
     </w:rPr>
   </w:style>
-  <w:style w:type="paragraph" w:styleId="962">
+  <w:style w:type="paragraph" w:styleId="911">
     <w:name w:val="toc 1"/>
-    <w:basedOn w:val="974"/>
-    <w:next w:val="974"/>
+    <w:basedOn w:val="923"/>
+    <w:next w:val="923"/>
     <w:uiPriority w:val="39"/>
     <w:unhideWhenUsed/>
     <w:pPr>
@@ -31443,10 +31396,10 @@
       <w:ind/>
     </w:pPr>
   </w:style>
-  <w:style w:type="paragraph" w:styleId="963">
+  <w:style w:type="paragraph" w:styleId="912">
     <w:name w:val="toc 2"/>
-    <w:basedOn w:val="974"/>
-    <w:next w:val="974"/>
+    <w:basedOn w:val="923"/>
+    <w:next w:val="923"/>
     <w:uiPriority w:val="39"/>
     <w:unhideWhenUsed/>
     <w:pPr>
@@ -31455,10 +31408,10 @@
       <w:ind w:left="220"/>
     </w:pPr>
   </w:style>
-  <w:style w:type="paragraph" w:styleId="964">
+  <w:style w:type="paragraph" w:styleId="913">
     <w:name w:val="toc 3"/>
-    <w:basedOn w:val="974"/>
-    <w:next w:val="974"/>
+    <w:basedOn w:val="923"/>
+    <w:next w:val="923"/>
     <w:uiPriority w:val="39"/>
     <w:unhideWhenUsed/>
     <w:pPr>
@@ -31467,10 +31420,10 @@
       <w:ind w:left="440"/>
     </w:pPr>
   </w:style>
-  <w:style w:type="paragraph" w:styleId="965">
+  <w:style w:type="paragraph" w:styleId="914">
     <w:name w:val="toc 4"/>
-    <w:basedOn w:val="974"/>
-    <w:next w:val="974"/>
+    <w:basedOn w:val="923"/>
+    <w:next w:val="923"/>
     <w:uiPriority w:val="39"/>
     <w:unhideWhenUsed/>
     <w:pPr>
@@ -31479,10 +31432,10 @@
       <w:ind w:left="660"/>
     </w:pPr>
   </w:style>
-  <w:style w:type="paragraph" w:styleId="966">
+  <w:style w:type="paragraph" w:styleId="915">
     <w:name w:val="toc 5"/>
-    <w:basedOn w:val="974"/>
-    <w:next w:val="974"/>
+    <w:basedOn w:val="923"/>
+    <w:next w:val="923"/>
     <w:uiPriority w:val="39"/>
     <w:unhideWhenUsed/>
     <w:pPr>
@@ -31491,10 +31444,10 @@
       <w:ind w:left="880"/>
     </w:pPr>
   </w:style>
-  <w:style w:type="paragraph" w:styleId="967">
+  <w:style w:type="paragraph" w:styleId="916">
     <w:name w:val="toc 6"/>
-    <w:basedOn w:val="974"/>
-    <w:next w:val="974"/>
+    <w:basedOn w:val="923"/>
+    <w:next w:val="923"/>
     <w:uiPriority w:val="39"/>
     <w:unhideWhenUsed/>
     <w:pPr>
@@ -31503,10 +31456,10 @@
       <w:ind w:left="1100"/>
     </w:pPr>
   </w:style>
-  <w:style w:type="paragraph" w:styleId="968">
+  <w:style w:type="paragraph" w:styleId="917">
     <w:name w:val="toc 7"/>
-    <w:basedOn w:val="974"/>
-    <w:next w:val="974"/>
+    <w:basedOn w:val="923"/>
+    <w:next w:val="923"/>
     <w:uiPriority w:val="39"/>
     <w:unhideWhenUsed/>
     <w:pPr>
@@ -31515,10 +31468,10 @@
       <w:ind w:left="1320"/>
     </w:pPr>
   </w:style>
-  <w:style w:type="paragraph" w:styleId="969">
+  <w:style w:type="paragraph" w:styleId="918">
     <w:name w:val="toc 8"/>
-    <w:basedOn w:val="974"/>
-    <w:next w:val="974"/>
+    <w:basedOn w:val="923"/>
+    <w:next w:val="923"/>
     <w:uiPriority w:val="39"/>
     <w:unhideWhenUsed/>
     <w:pPr>
@@ -31527,10 +31480,10 @@
       <w:ind w:left="1540"/>
     </w:pPr>
   </w:style>
-  <w:style w:type="paragraph" w:styleId="970">
+  <w:style w:type="paragraph" w:styleId="919">
     <w:name w:val="toc 9"/>
-    <w:basedOn w:val="974"/>
-    <w:next w:val="974"/>
+    <w:basedOn w:val="923"/>
+    <w:next w:val="923"/>
     <w:uiPriority w:val="39"/>
     <w:unhideWhenUsed/>
     <w:pPr>
@@ -31539,9 +31492,9 @@
       <w:ind w:left="1760"/>
     </w:pPr>
   </w:style>
-  <w:style w:type="character" w:styleId="971">
+  <w:style w:type="character" w:styleId="920">
     <w:name w:val="Placeholder Text"/>
-    <w:basedOn w:val="924"/>
+    <w:basedOn w:val="873"/>
     <w:uiPriority w:val="99"/>
     <w:semiHidden/>
     <w:pPr>
@@ -31553,7 +31506,7 @@
       <w:color w:val="666666"/>
     </w:rPr>
   </w:style>
-  <w:style w:type="paragraph" w:styleId="972">
+  <w:style w:type="paragraph" w:styleId="921">
     <w:name w:val="TOC Heading"/>
     <w:uiPriority w:val="39"/>
     <w:unhideWhenUsed/>
@@ -31563,10 +31516,10 @@
       <w:ind/>
     </w:pPr>
   </w:style>
-  <w:style w:type="paragraph" w:styleId="973">
+  <w:style w:type="paragraph" w:styleId="922">
     <w:name w:val="table of figures"/>
-    <w:basedOn w:val="974"/>
-    <w:next w:val="974"/>
+    <w:basedOn w:val="923"/>
+    <w:next w:val="923"/>
     <w:uiPriority w:val="99"/>
     <w:unhideWhenUsed/>
     <w:pPr>
@@ -31575,7 +31528,7 @@
       <w:ind/>
     </w:pPr>
   </w:style>
-  <w:style w:type="paragraph" w:styleId="974" w:default="1">
+  <w:style w:type="paragraph" w:styleId="923" w:default="1">
     <w:name w:val="Normal"/>
     <w:qFormat/>
     <w:pPr>
@@ -31591,7 +31544,7 @@
       <w:szCs w:val="24"/>
     </w:rPr>
   </w:style>
-  <w:style w:type="table" w:styleId="975" w:default="1">
+  <w:style w:type="table" w:styleId="924" w:default="1">
     <w:name w:val="Normal Table"/>
     <w:uiPriority w:val="99"/>
     <w:semiHidden/>
@@ -31784,7 +31737,7 @@
       </w:tcPr>
     </w:tblStylePr>
   </w:style>
-  <w:style w:type="numbering" w:styleId="976" w:default="1">
+  <w:style w:type="numbering" w:styleId="925" w:default="1">
     <w:name w:val="No List"/>
     <w:uiPriority w:val="99"/>
     <w:semiHidden/>
@@ -31795,9 +31748,9 @@
       <w:ind/>
     </w:pPr>
   </w:style>
-  <w:style w:type="paragraph" w:styleId="977">
+  <w:style w:type="paragraph" w:styleId="926">
     <w:name w:val="No Spacing"/>
-    <w:basedOn w:val="974"/>
+    <w:basedOn w:val="923"/>
     <w:uiPriority w:val="1"/>
     <w:qFormat/>
     <w:pPr>
@@ -31806,9 +31759,9 @@
       <w:ind/>
     </w:pPr>
   </w:style>
-  <w:style w:type="paragraph" w:styleId="978">
+  <w:style w:type="paragraph" w:styleId="927">
     <w:name w:val="List Paragraph"/>
-    <w:basedOn w:val="974"/>
+    <w:basedOn w:val="923"/>
     <w:uiPriority w:val="34"/>
     <w:qFormat/>
     <w:pPr>
@@ -31818,7 +31771,7 @@
       <w:contextualSpacing w:val="true"/>
     </w:pPr>
   </w:style>
-  <w:style w:type="character" w:styleId="979" w:customStyle="1">
+  <w:style w:type="character" w:styleId="928" w:customStyle="1">
     <w:name w:val="Contact Header Text_character"/>
     <w:pPr>
       <w:pBdr/>
@@ -31826,7 +31779,7 @@
       <w:ind/>
     </w:pPr>
   </w:style>
-  <w:style w:type="character" w:styleId="980" w:customStyle="1">
+  <w:style w:type="character" w:styleId="929" w:customStyle="1">
     <w:name w:val="Word Count Header_character"/>
     <w:pPr>
       <w:pBdr/>
@@ -31834,7 +31787,7 @@
       <w:ind/>
     </w:pPr>
   </w:style>
-  <w:style w:type="character" w:styleId="981" w:customStyle="1">
+  <w:style w:type="character" w:styleId="930" w:customStyle="1">
     <w:name w:val="Header, Contact_character"/>
     <w:pPr>
       <w:pBdr/>
@@ -31842,7 +31795,7 @@
       <w:ind/>
     </w:pPr>
   </w:style>
-  <w:style w:type="character" w:styleId="982" w:customStyle="1">
+  <w:style w:type="character" w:styleId="931" w:customStyle="1">
     <w:name w:val="Header, Word Count_character"/>
     <w:pPr>
       <w:pBdr/>
@@ -31850,7 +31803,7 @@
       <w:ind/>
     </w:pPr>
   </w:style>
-  <w:style w:type="character" w:styleId="983" w:customStyle="1">
+  <w:style w:type="character" w:styleId="932" w:customStyle="1">
     <w:name w:val="Header, Page_character"/>
     <w:pPr>
       <w:pBdr/>
@@ -31858,7 +31811,7 @@
       <w:ind/>
     </w:pPr>
   </w:style>
-  <w:style w:type="character" w:styleId="984" w:customStyle="1">
+  <w:style w:type="character" w:styleId="933" w:customStyle="1">
     <w:name w:val="mByline_character"/>
     <w:pPr>
       <w:pBdr/>
@@ -31875,7 +31828,7 @@
       <w:szCs w:val="24"/>
     </w:rPr>
   </w:style>
-  <w:style w:type="character" w:styleId="985" w:customStyle="1">
+  <w:style w:type="character" w:styleId="934" w:customStyle="1">
     <w:name w:val="mHeader_character"/>
     <w:pPr>
       <w:pBdr/>
@@ -31883,7 +31836,7 @@
       <w:ind/>
     </w:pPr>
   </w:style>
-  <w:style w:type="character" w:styleId="986" w:customStyle="1">
+  <w:style w:type="character" w:styleId="935" w:customStyle="1">
     <w:name w:val="mHeader, Word Count_character"/>
     <w:pPr>
       <w:pBdr/>
@@ -31891,7 +31844,7 @@
       <w:ind/>
     </w:pPr>
   </w:style>
-  <w:style w:type="character" w:styleId="987" w:customStyle="1">
+  <w:style w:type="character" w:styleId="936" w:customStyle="1">
     <w:name w:val="mHeader, Contact_character"/>
     <w:pPr>
       <w:pBdr/>
@@ -31899,7 +31852,7 @@
       <w:ind/>
     </w:pPr>
   </w:style>
-  <w:style w:type="character" w:styleId="988" w:customStyle="1">
+  <w:style w:type="character" w:styleId="937" w:customStyle="1">
     <w:name w:val="mTitle, Chapter_character"/>
     <w:pPr>
       <w:pBdr/>
@@ -31907,7 +31860,7 @@
       <w:ind/>
     </w:pPr>
   </w:style>
-  <w:style w:type="character" w:styleId="989" w:customStyle="1">
+  <w:style w:type="character" w:styleId="938" w:customStyle="1">
     <w:name w:val="mTitle, Part_character"/>
     <w:pPr>
       <w:pBdr/>
@@ -31915,7 +31868,7 @@
       <w:ind/>
     </w:pPr>
   </w:style>
-  <w:style w:type="character" w:styleId="990" w:customStyle="1">
+  <w:style w:type="character" w:styleId="939" w:customStyle="1">
     <w:name w:val="mTitle, PartX_character"/>
     <w:pPr>
       <w:pBdr/>
@@ -31923,16 +31876,16 @@
       <w:ind/>
     </w:pPr>
   </w:style>
-  <w:style w:type="character" w:styleId="991" w:customStyle="1">
+  <w:style w:type="character" w:styleId="940" w:customStyle="1">
     <w:name w:val="mTitleBlock_character"/>
-    <w:link w:val="1004"/>
+    <w:link w:val="952"/>
     <w:pPr>
       <w:pBdr/>
       <w:spacing/>
       <w:ind/>
     </w:pPr>
   </w:style>
-  <w:style w:type="character" w:styleId="992" w:customStyle="1">
+  <w:style w:type="character" w:styleId="941" w:customStyle="1">
     <w:name w:val="mHeader, Page_character"/>
     <w:pPr>
       <w:pBdr/>
@@ -31946,7 +31899,7 @@
       <w:szCs w:val="24"/>
     </w:rPr>
   </w:style>
-  <w:style w:type="character" w:styleId="993" w:customStyle="1">
+  <w:style w:type="character" w:styleId="942" w:customStyle="1">
     <w:name w:val="mHeader, ContactBlock_character"/>
     <w:pPr>
       <w:pBdr/>
@@ -31954,7 +31907,7 @@
       <w:ind/>
     </w:pPr>
   </w:style>
-  <w:style w:type="character" w:styleId="994" w:customStyle="1">
+  <w:style w:type="character" w:styleId="943" w:customStyle="1">
     <w:name w:val="mTitleBlock, Part_character"/>
     <w:pPr>
       <w:pBdr/>
@@ -31962,7 +31915,7 @@
       <w:ind/>
     </w:pPr>
   </w:style>
-  <w:style w:type="character" w:styleId="995" w:customStyle="1">
+  <w:style w:type="character" w:styleId="944" w:customStyle="1">
     <w:name w:val="mTitleBlock, Chapter_character"/>
     <w:pPr>
       <w:pBdr/>
@@ -31970,7 +31923,7 @@
       <w:ind/>
     </w:pPr>
   </w:style>
-  <w:style w:type="character" w:styleId="996" w:customStyle="1">
+  <w:style w:type="character" w:styleId="945" w:customStyle="1">
     <w:name w:val="mTitleBlock, Scene_character"/>
     <w:pPr>
       <w:pBdr/>
@@ -31978,25 +31931,23 @@
       <w:ind/>
     </w:pPr>
   </w:style>
-  <w:style w:type="character" w:styleId="997" w:customStyle="1">
+  <w:style w:type="character" w:styleId="946" w:customStyle="1">
     <w:name w:val="mDinkus_character"/>
-    <w:link w:val="1005"/>
     <w:pPr>
       <w:pBdr/>
       <w:spacing/>
       <w:ind/>
     </w:pPr>
   </w:style>
-  <w:style w:type="character" w:styleId="998" w:customStyle="1">
+  <w:style w:type="character" w:styleId="947" w:customStyle="1">
     <w:name w:val="mTheEnd_character"/>
-    <w:link w:val="1006"/>
     <w:pPr>
       <w:pBdr/>
       <w:spacing/>
       <w:ind/>
     </w:pPr>
   </w:style>
-  <w:style w:type="character" w:styleId="999" w:customStyle="1">
+  <w:style w:type="character" w:styleId="948" w:customStyle="1">
     <w:name w:val="mFooter, Word Count (novel)_character"/>
     <w:pPr>
       <w:pBdr/>
@@ -32004,55 +31955,41 @@
       <w:ind/>
     </w:pPr>
   </w:style>
-  <w:style w:type="character" w:styleId="1000" w:customStyle="1">
+  <w:style w:type="character" w:styleId="949" w:customStyle="1">
     <w:name w:val="mContactBlock_character"/>
-    <w:link w:val="1001"/>
+    <w:link w:val="950"/>
     <w:pPr>
       <w:pBdr/>
       <w:spacing/>
       <w:ind/>
     </w:pPr>
   </w:style>
-  <w:style w:type="paragraph" w:styleId="1001" w:customStyle="1">
+  <w:style w:type="paragraph" w:styleId="950" w:customStyle="1">
     <w:name w:val="mContactBlock"/>
-    <w:basedOn w:val="974"/>
-    <w:link w:val="1000"/>
+    <w:basedOn w:val="923"/>
+    <w:link w:val="949"/>
     <w:qFormat/>
     <w:pPr>
       <w:suppressLineNumbers w:val="false"/>
       <w:pBdr/>
-      <w:spacing w:after="0" w:before="0" w:line="240" w:lineRule="auto"/>
+      <w:spacing w:after="0" w:before="0" w:line="276" w:lineRule="auto"/>
       <w:ind w:firstLine="0"/>
       <w:contextualSpacing w:val="true"/>
     </w:pPr>
   </w:style>
-  <w:style w:type="character" w:styleId="1002" w:customStyle="1">
+  <w:style w:type="character" w:styleId="951" w:customStyle="1">
     <w:name w:val="mWordCount_story_character"/>
-    <w:link w:val="1003"/>
     <w:pPr>
       <w:pBdr/>
       <w:spacing/>
       <w:ind/>
     </w:pPr>
   </w:style>
-  <w:style w:type="paragraph" w:styleId="1003" w:customStyle="1">
-    <w:name w:val="mWordCount_story"/>
-    <w:basedOn w:val="974"/>
-    <w:link w:val="1002"/>
-    <w:qFormat/>
-    <w:pPr>
-      <w:suppressLineNumbers w:val="false"/>
-      <w:pBdr/>
-      <w:spacing w:after="0" w:before="0" w:line="240" w:lineRule="auto"/>
-      <w:ind w:firstLine="0"/>
-      <w:jc w:val="right"/>
-    </w:pPr>
-  </w:style>
-  <w:style w:type="paragraph" w:styleId="1004" w:customStyle="1">
+  <w:style w:type="paragraph" w:styleId="952" w:customStyle="1">
     <w:name w:val="mTitleBlock"/>
-    <w:basedOn w:val="974"/>
-    <w:next w:val="974"/>
-    <w:link w:val="991"/>
+    <w:basedOn w:val="923"/>
+    <w:next w:val="923"/>
+    <w:link w:val="940"/>
     <w:qFormat/>
     <w:pPr>
       <w:suppressLineNumbers w:val="false"/>
@@ -32062,52 +31999,19 @@
       <w:jc w:val="center"/>
     </w:pPr>
   </w:style>
-  <w:style w:type="paragraph" w:styleId="1005" w:customStyle="1">
-    <w:name w:val="mDinkus"/>
-    <w:basedOn w:val="974"/>
-    <w:next w:val="974"/>
-    <w:link w:val="997"/>
-    <w:qFormat/>
-    <w:pPr>
-      <w:suppressLineNumbers w:val="false"/>
-      <w:pBdr/>
-      <w:tabs>
-        <w:tab w:val="left" w:leader="none" w:pos="1187"/>
-      </w:tabs>
-      <w:spacing/>
-      <w:ind w:firstLine="0"/>
-      <w:jc w:val="center"/>
-      <w:outlineLvl w:val="5"/>
-    </w:pPr>
-  </w:style>
-  <w:style w:type="paragraph" w:styleId="1006" w:customStyle="1">
-    <w:name w:val="mTheEnd"/>
-    <w:basedOn w:val="974"/>
-    <w:link w:val="998"/>
-    <w:qFormat/>
-    <w:pPr>
-      <w:suppressLineNumbers w:val="false"/>
-      <w:pBdr/>
-      <w:spacing/>
-      <w:ind w:firstLine="0"/>
-      <w:contextualSpacing w:val="false"/>
-      <w:jc w:val="center"/>
-      <w:outlineLvl w:val="5"/>
-    </w:pPr>
-  </w:style>
-  <w:style w:type="character" w:styleId="1007" w:customStyle="1">
+  <w:style w:type="character" w:styleId="953" w:customStyle="1">
     <w:name w:val="mPageHeader_character"/>
-    <w:link w:val="1008"/>
+    <w:link w:val="954"/>
     <w:pPr>
       <w:pBdr/>
       <w:spacing/>
       <w:ind/>
     </w:pPr>
   </w:style>
-  <w:style w:type="paragraph" w:styleId="1008" w:customStyle="1">
+  <w:style w:type="paragraph" w:styleId="954" w:customStyle="1">
     <w:name w:val="mPageHeader"/>
-    <w:basedOn w:val="974"/>
-    <w:link w:val="1007"/>
+    <w:basedOn w:val="923"/>
+    <w:link w:val="953"/>
     <w:qFormat/>
     <w:pPr>
       <w:suppressLineNumbers w:val="false"/>
@@ -32117,7 +32021,7 @@
       <w:jc w:val="right"/>
     </w:pPr>
   </w:style>
-  <w:style w:type="character" w:styleId="1009" w:customStyle="1">
+  <w:style w:type="character" w:styleId="955" w:customStyle="1">
     <w:name w:val="mWordCount_novel_character"/>
     <w:pPr>
       <w:pBdr/>
@@ -32125,7 +32029,7 @@
       <w:ind/>
     </w:pPr>
   </w:style>
-  <w:style w:type="character" w:styleId="1010" w:customStyle="1">
+  <w:style w:type="character" w:styleId="956" w:customStyle="1">
     <w:name w:val="mTitleBlock_part_character"/>
     <w:pPr>
       <w:pBdr/>
@@ -32133,9 +32037,74 @@
       <w:ind/>
     </w:pPr>
   </w:style>
-  <w:style w:type="character" w:styleId="1011" w:customStyle="1">
+  <w:style w:type="character" w:styleId="957" w:customStyle="1">
     <w:name w:val="mTitleBlock_chapter_character"/>
     <w:pPr>
+      <w:pBdr/>
+      <w:spacing/>
+      <w:ind/>
+    </w:pPr>
+  </w:style>
+  <w:style w:type="character" w:styleId="958" w:customStyle="1">
+    <w:name w:val="mProse_character"/>
+    <w:link w:val="959"/>
+    <w:pPr>
+      <w:pBdr/>
+      <w:spacing/>
+      <w:ind/>
+    </w:pPr>
+  </w:style>
+  <w:style w:type="paragraph" w:styleId="959" w:customStyle="1">
+    <w:name w:val="mProse"/>
+    <w:basedOn w:val="923"/>
+    <w:link w:val="958"/>
+    <w:qFormat/>
+    <w:pPr>
+      <w:suppressLineNumbers w:val="false"/>
+      <w:pBdr/>
+      <w:spacing/>
+      <w:ind/>
+    </w:pPr>
+  </w:style>
+  <w:style w:type="character" w:styleId="960" w:customStyle="1">
+    <w:name w:val="mDinkusTheEnd_character"/>
+    <w:link w:val="961"/>
+    <w:pPr>
+      <w:pBdr/>
+      <w:spacing/>
+      <w:ind/>
+    </w:pPr>
+  </w:style>
+  <w:style w:type="paragraph" w:styleId="961" w:customStyle="1">
+    <w:name w:val="mDinkusTheEnd"/>
+    <w:basedOn w:val="959"/>
+    <w:next w:val="959"/>
+    <w:link w:val="960"/>
+    <w:qFormat/>
+    <w:pPr>
+      <w:suppressLineNumbers w:val="false"/>
+      <w:pBdr/>
+      <w:spacing/>
+      <w:ind w:firstLine="0"/>
+      <w:jc w:val="center"/>
+    </w:pPr>
+  </w:style>
+  <w:style w:type="character" w:styleId="962" w:customStyle="1">
+    <w:name w:val="mCount_short_character"/>
+    <w:link w:val="963"/>
+    <w:pPr>
+      <w:pBdr/>
+      <w:spacing/>
+      <w:ind/>
+    </w:pPr>
+  </w:style>
+  <w:style w:type="paragraph" w:styleId="963" w:customStyle="1">
+    <w:name w:val="mCount_short"/>
+    <w:basedOn w:val="959"/>
+    <w:link w:val="962"/>
+    <w:qFormat/>
+    <w:pPr>
+      <w:suppressLineNumbers w:val="false"/>
       <w:pBdr/>
       <w:spacing/>
       <w:ind/>
